--- a/PE-TESI-2026-2027.docx
+++ b/PE-TESI-2026-2027.docx
@@ -16028,7 +16028,7 @@
                 <w:i w:val="0"/>
                 <w:sz w:val="22"/>
               </w:rPr>
-              <w:t>145</w:t>
+              <w:t>140</w:t>
             </w:r>
           </w:p>
         </w:tc>
@@ -16094,7 +16094,7 @@
                 <w:i w:val="0"/>
                 <w:sz w:val="22"/>
               </w:rPr>
-              <w:t>29 000</w:t>
+              <w:t>28 000</w:t>
             </w:r>
           </w:p>
         </w:tc>
@@ -16294,7 +16294,7 @@
                 <w:i w:val="0"/>
                 <w:sz w:val="22"/>
               </w:rPr>
-              <w:t>145</w:t>
+              <w:t>140</w:t>
             </w:r>
           </w:p>
         </w:tc>
@@ -16360,7 +16360,7 @@
                 <w:i w:val="0"/>
                 <w:sz w:val="22"/>
               </w:rPr>
-              <w:t>72 500</w:t>
+              <w:t>70 000</w:t>
             </w:r>
           </w:p>
         </w:tc>
@@ -16394,7 +16394,7 @@
                 <w:i/>
                 <w:sz w:val="22"/>
               </w:rPr>
-              <w:t>ST : 101 500</w:t>
+              <w:t>ST : 98 000</w:t>
             </w:r>
           </w:p>
         </w:tc>
@@ -18069,7 +18069,7 @@
           <w:i w:val="0"/>
           <w:sz w:val="24"/>
         </w:rPr>
-        <w:t>Nofaranana tamin’ny tetibola : 9 389 500 Ar (TeSI (VOI + Caisse École))</w:t>
+        <w:t>Nofaranana tamin’ny tetibola : 9 386 000 Ar (TeSI (VOI + Caisse École))</w:t>
       </w:r>
     </w:p>
     <w:p>
@@ -18633,7 +18633,7 @@
           <w:i w:val="0"/>
           <w:sz w:val="24"/>
         </w:rPr>
-        <w:t>Tetibidy : 9 389 500 Ar (VOI 7 896 000 + Caisse École 1 493 500).</w:t>
+        <w:t>Tetibidy : 9 386 000 Ar (VOI 7 895 000 + Caisse École 1 491 000).</w:t>
       </w:r>
     </w:p>
     <w:sectPr>

--- a/PE-TESI-2026-2027.docx
+++ b/PE-TESI-2026-2027.docx
@@ -972,6 +972,35 @@
               <w:t>RPI (Etat)</w:t>
             </w:r>
           </w:p>
+          <w:p>
+            <w:pPr>
+              <w:spacing w:before="0" w:after="0" w:line="240" w:lineRule="auto"/>
+              <w:jc w:val="center"/>
+            </w:pPr>
+            <w:r>
+              <w:rPr>
+                <w:rFonts w:ascii="Times New Roman" w:hAnsi="Times New Roman" w:eastAsia="Times New Roman" w:cs="Times New Roman"/>
+                <w:b w:val="0"/>
+                <w:i w:val="0"/>
+                <w:sz w:val="22"/>
+              </w:rPr>
+            </w:r>
+          </w:p>
+          <w:p>
+            <w:pPr>
+              <w:spacing w:before="0" w:after="0" w:line="240" w:lineRule="auto"/>
+              <w:jc w:val="center"/>
+            </w:pPr>
+            <w:r>
+              <w:rPr>
+                <w:rFonts w:ascii="Times New Roman" w:hAnsi="Times New Roman" w:eastAsia="Times New Roman" w:cs="Times New Roman"/>
+                <w:b/>
+                <w:i/>
+                <w:sz w:val="22"/>
+              </w:rPr>
+              <w:t>ST : 335 500</w:t>
+            </w:r>
+          </w:p>
         </w:tc>
         <w:tc>
           <w:tcPr>
@@ -2291,11 +2320,306 @@
             <w:r>
               <w:rPr>
                 <w:rFonts w:ascii="Times New Roman" w:hAnsi="Times New Roman" w:eastAsia="Times New Roman" w:cs="Times New Roman"/>
+                <w:b w:val="0"/>
+                <w:i w:val="0"/>
+                <w:sz w:val="22"/>
+              </w:rPr>
+            </w:r>
+          </w:p>
+        </w:tc>
+        <w:tc>
+          <w:tcPr>
+            <w:tcW w:type="dxa" w:w="1000"/>
+            <w:vAlign w:val="center"/>
+            <w:tcMar>
+              <w:top w:w="30" w:type="dxa"/>
+              <w:bottom w:w="30" w:type="dxa"/>
+              <w:left w:w="40" w:type="dxa"/>
+              <w:right w:w="40" w:type="dxa"/>
+            </w:tcMar>
+            <w:tcBorders>
+              <w:top w:val="single" w:sz="4" w:space="0" w:color="000000"/>
+              <w:left w:val="single" w:sz="4" w:space="0" w:color="000000"/>
+              <w:bottom w:val="single" w:sz="4" w:space="0" w:color="000000"/>
+              <w:right w:val="single" w:sz="4" w:space="0" w:color="000000"/>
+            </w:tcBorders>
+          </w:tcPr>
+          <w:p>
+            <w:pPr>
+              <w:spacing w:before="0" w:after="0" w:line="240" w:lineRule="auto"/>
+              <w:jc w:val="left"/>
+            </w:pPr>
+            <w:r>
+              <w:rPr>
+                <w:rFonts w:ascii="Times New Roman" w:hAnsi="Times New Roman" w:eastAsia="Times New Roman" w:cs="Times New Roman"/>
+                <w:b w:val="0"/>
+                <w:i w:val="0"/>
+                <w:sz w:val="22"/>
+              </w:rPr>
+            </w:r>
+          </w:p>
+        </w:tc>
+      </w:tr>
+      <w:tr>
+        <w:tc>
+          <w:tcPr>
+            <w:tcW w:type="dxa" w:w="550"/>
+            <w:vAlign w:val="center"/>
+            <w:tcMar>
+              <w:top w:w="30" w:type="dxa"/>
+              <w:bottom w:w="30" w:type="dxa"/>
+              <w:left w:w="40" w:type="dxa"/>
+              <w:right w:w="40" w:type="dxa"/>
+            </w:tcMar>
+            <w:tcBorders>
+              <w:top w:val="single" w:sz="4" w:space="0" w:color="000000"/>
+              <w:left w:val="single" w:sz="4" w:space="0" w:color="000000"/>
+              <w:bottom w:val="single" w:sz="4" w:space="0" w:color="000000"/>
+              <w:right w:val="single" w:sz="4" w:space="0" w:color="000000"/>
+            </w:tcBorders>
+          </w:tcPr>
+          <w:p>
+            <w:pPr>
+              <w:spacing w:before="0" w:after="0" w:line="240" w:lineRule="auto"/>
+              <w:jc w:val="center"/>
+            </w:pPr>
+            <w:r>
+              <w:rPr>
+                <w:rFonts w:ascii="Times New Roman" w:hAnsi="Times New Roman" w:eastAsia="Times New Roman" w:cs="Times New Roman"/>
+                <w:b w:val="0"/>
+                <w:i w:val="0"/>
+                <w:sz w:val="22"/>
+              </w:rPr>
+              <w:t>7</w:t>
+            </w:r>
+          </w:p>
+        </w:tc>
+        <w:tc>
+          <w:tcPr>
+            <w:tcW w:type="dxa" w:w="1900"/>
+            <w:vAlign w:val="center"/>
+            <w:tcMar>
+              <w:top w:w="30" w:type="dxa"/>
+              <w:bottom w:w="30" w:type="dxa"/>
+              <w:left w:w="40" w:type="dxa"/>
+              <w:right w:w="40" w:type="dxa"/>
+            </w:tcMar>
+            <w:tcBorders>
+              <w:top w:val="single" w:sz="4" w:space="0" w:color="000000"/>
+              <w:left w:val="single" w:sz="4" w:space="0" w:color="000000"/>
+              <w:bottom w:val="single" w:sz="4" w:space="0" w:color="000000"/>
+              <w:right w:val="single" w:sz="4" w:space="0" w:color="000000"/>
+            </w:tcBorders>
+            <w:vMerge w:val="restart"/>
+          </w:tcPr>
+          <w:p>
+            <w:pPr>
+              <w:spacing w:before="0" w:after="0" w:line="240" w:lineRule="auto"/>
+              <w:jc w:val="left"/>
+            </w:pPr>
+            <w:r>
+              <w:rPr>
+                <w:rFonts w:ascii="Times New Roman" w:hAnsi="Times New Roman" w:eastAsia="Times New Roman" w:cs="Times New Roman"/>
+                <w:b/>
+                <w:i w:val="0"/>
+                <w:sz w:val="22"/>
+              </w:rPr>
+              <w:t>Fanatanterahana ny fianarana (OF)</w:t>
+            </w:r>
+          </w:p>
+        </w:tc>
+        <w:tc>
+          <w:tcPr>
+            <w:tcW w:type="dxa" w:w="2500"/>
+            <w:vAlign w:val="center"/>
+            <w:tcMar>
+              <w:top w:w="30" w:type="dxa"/>
+              <w:bottom w:w="30" w:type="dxa"/>
+              <w:left w:w="40" w:type="dxa"/>
+              <w:right w:w="40" w:type="dxa"/>
+            </w:tcMar>
+            <w:tcBorders>
+              <w:top w:val="single" w:sz="4" w:space="0" w:color="000000"/>
+              <w:left w:val="single" w:sz="4" w:space="0" w:color="000000"/>
+              <w:bottom w:val="single" w:sz="4" w:space="0" w:color="000000"/>
+              <w:right w:val="single" w:sz="4" w:space="0" w:color="000000"/>
+            </w:tcBorders>
+          </w:tcPr>
+          <w:p>
+            <w:pPr>
+              <w:spacing w:before="0" w:after="0" w:line="240" w:lineRule="auto"/>
+              <w:jc w:val="left"/>
+            </w:pPr>
+            <w:r>
+              <w:rPr>
+                <w:rFonts w:ascii="Times New Roman" w:hAnsi="Times New Roman" w:eastAsia="Times New Roman" w:cs="Times New Roman"/>
+                <w:b w:val="0"/>
+                <w:i w:val="0"/>
+                <w:sz w:val="22"/>
+              </w:rPr>
+              <w:t>Ardoisine GM</w:t>
+            </w:r>
+          </w:p>
+        </w:tc>
+        <w:tc>
+          <w:tcPr>
+            <w:tcW w:type="dxa" w:w="1100"/>
+            <w:vAlign w:val="center"/>
+            <w:tcMar>
+              <w:top w:w="30" w:type="dxa"/>
+              <w:bottom w:w="30" w:type="dxa"/>
+              <w:left w:w="40" w:type="dxa"/>
+              <w:right w:w="40" w:type="dxa"/>
+            </w:tcMar>
+            <w:tcBorders>
+              <w:top w:val="single" w:sz="4" w:space="0" w:color="000000"/>
+              <w:left w:val="single" w:sz="4" w:space="0" w:color="000000"/>
+              <w:bottom w:val="single" w:sz="4" w:space="0" w:color="000000"/>
+              <w:right w:val="single" w:sz="4" w:space="0" w:color="000000"/>
+            </w:tcBorders>
+          </w:tcPr>
+          <w:p>
+            <w:pPr>
+              <w:spacing w:before="0" w:after="0" w:line="240" w:lineRule="auto"/>
+              <w:jc w:val="center"/>
+            </w:pPr>
+            <w:r>
+              <w:rPr>
+                <w:rFonts w:ascii="Times New Roman" w:hAnsi="Times New Roman" w:eastAsia="Times New Roman" w:cs="Times New Roman"/>
+                <w:b w:val="0"/>
+                <w:i w:val="0"/>
+                <w:sz w:val="22"/>
+              </w:rPr>
+              <w:t>2</w:t>
+            </w:r>
+          </w:p>
+        </w:tc>
+        <w:tc>
+          <w:tcPr>
+            <w:tcW w:type="dxa" w:w="750"/>
+            <w:vAlign w:val="center"/>
+            <w:tcMar>
+              <w:top w:w="30" w:type="dxa"/>
+              <w:bottom w:w="30" w:type="dxa"/>
+              <w:left w:w="40" w:type="dxa"/>
+              <w:right w:w="40" w:type="dxa"/>
+            </w:tcMar>
+            <w:tcBorders>
+              <w:top w:val="single" w:sz="4" w:space="0" w:color="000000"/>
+              <w:left w:val="single" w:sz="4" w:space="0" w:color="000000"/>
+              <w:bottom w:val="single" w:sz="4" w:space="0" w:color="000000"/>
+              <w:right w:val="single" w:sz="4" w:space="0" w:color="000000"/>
+            </w:tcBorders>
+          </w:tcPr>
+          <w:p>
+            <w:pPr>
+              <w:spacing w:before="0" w:after="0" w:line="240" w:lineRule="auto"/>
+              <w:jc w:val="center"/>
+            </w:pPr>
+            <w:r>
+              <w:rPr>
+                <w:rFonts w:ascii="Times New Roman" w:hAnsi="Times New Roman" w:eastAsia="Times New Roman" w:cs="Times New Roman"/>
+                <w:b w:val="0"/>
+                <w:i w:val="0"/>
+                <w:sz w:val="22"/>
+              </w:rPr>
+              <w:t>12000</w:t>
+            </w:r>
+          </w:p>
+        </w:tc>
+        <w:tc>
+          <w:tcPr>
+            <w:tcW w:type="dxa" w:w="1200"/>
+            <w:vAlign w:val="center"/>
+            <w:tcMar>
+              <w:top w:w="30" w:type="dxa"/>
+              <w:bottom w:w="30" w:type="dxa"/>
+              <w:left w:w="40" w:type="dxa"/>
+              <w:right w:w="40" w:type="dxa"/>
+            </w:tcMar>
+            <w:tcBorders>
+              <w:top w:val="single" w:sz="4" w:space="0" w:color="000000"/>
+              <w:left w:val="single" w:sz="4" w:space="0" w:color="000000"/>
+              <w:bottom w:val="single" w:sz="4" w:space="0" w:color="000000"/>
+              <w:right w:val="single" w:sz="4" w:space="0" w:color="000000"/>
+            </w:tcBorders>
+          </w:tcPr>
+          <w:p>
+            <w:pPr>
+              <w:spacing w:before="0" w:after="0" w:line="240" w:lineRule="auto"/>
+              <w:jc w:val="center"/>
+            </w:pPr>
+            <w:r>
+              <w:rPr>
+                <w:rFonts w:ascii="Times New Roman" w:hAnsi="Times New Roman" w:eastAsia="Times New Roman" w:cs="Times New Roman"/>
+                <w:b w:val="0"/>
+                <w:i w:val="0"/>
+                <w:sz w:val="22"/>
+              </w:rPr>
+              <w:t>24 000</w:t>
+            </w:r>
+          </w:p>
+        </w:tc>
+        <w:tc>
+          <w:tcPr>
+            <w:tcW w:type="dxa" w:w="1400"/>
+            <w:vAlign w:val="center"/>
+            <w:tcMar>
+              <w:top w:w="30" w:type="dxa"/>
+              <w:bottom w:w="30" w:type="dxa"/>
+              <w:left w:w="40" w:type="dxa"/>
+              <w:right w:w="40" w:type="dxa"/>
+            </w:tcMar>
+            <w:tcBorders>
+              <w:top w:val="single" w:sz="4" w:space="0" w:color="000000"/>
+              <w:left w:val="single" w:sz="4" w:space="0" w:color="000000"/>
+              <w:bottom w:val="single" w:sz="4" w:space="0" w:color="000000"/>
+              <w:right w:val="single" w:sz="4" w:space="0" w:color="000000"/>
+            </w:tcBorders>
+            <w:vMerge w:val="restart"/>
+          </w:tcPr>
+          <w:p>
+            <w:pPr>
+              <w:spacing w:before="0" w:after="0" w:line="240" w:lineRule="auto"/>
+              <w:jc w:val="center"/>
+            </w:pPr>
+            <w:r>
+              <w:rPr>
+                <w:rFonts w:ascii="Times New Roman" w:hAnsi="Times New Roman" w:eastAsia="Times New Roman" w:cs="Times New Roman"/>
+                <w:b w:val="0"/>
+                <w:i w:val="0"/>
+                <w:sz w:val="22"/>
+              </w:rPr>
+              <w:t>FCE</w:t>
+            </w:r>
+          </w:p>
+          <w:p>
+            <w:pPr>
+              <w:spacing w:before="0" w:after="0" w:line="240" w:lineRule="auto"/>
+              <w:jc w:val="center"/>
+            </w:pPr>
+            <w:r>
+              <w:rPr>
+                <w:rFonts w:ascii="Times New Roman" w:hAnsi="Times New Roman" w:eastAsia="Times New Roman" w:cs="Times New Roman"/>
+                <w:b w:val="0"/>
+                <w:i w:val="0"/>
+                <w:sz w:val="22"/>
+              </w:rPr>
+            </w:r>
+          </w:p>
+          <w:p>
+            <w:pPr>
+              <w:spacing w:before="0" w:after="0" w:line="240" w:lineRule="auto"/>
+              <w:jc w:val="center"/>
+            </w:pPr>
+            <w:r>
+              <w:rPr>
+                <w:rFonts w:ascii="Times New Roman" w:hAnsi="Times New Roman" w:eastAsia="Times New Roman" w:cs="Times New Roman"/>
                 <w:b/>
                 <w:i/>
                 <w:sz w:val="22"/>
               </w:rPr>
-              <w:t>ST : 335 500</w:t>
+              <w:t>ST : 144 800</w:t>
             </w:r>
           </w:p>
         </w:tc>
@@ -2362,7 +2686,7 @@
                 <w:i w:val="0"/>
                 <w:sz w:val="22"/>
               </w:rPr>
-              <w:t>7</w:t>
+              <w:t>8</w:t>
             </w:r>
           </w:p>
         </w:tc>
@@ -2382,7 +2706,7 @@
               <w:bottom w:val="single" w:sz="4" w:space="0" w:color="000000"/>
               <w:right w:val="single" w:sz="4" w:space="0" w:color="000000"/>
             </w:tcBorders>
-            <w:vMerge w:val="restart"/>
+            <w:vMerge/>
           </w:tcPr>
           <w:p>
             <w:pPr>
@@ -2392,11 +2716,10 @@
             <w:r>
               <w:rPr>
                 <w:rFonts w:ascii="Times New Roman" w:hAnsi="Times New Roman" w:eastAsia="Times New Roman" w:cs="Times New Roman"/>
-                <w:b/>
-                <w:i w:val="0"/>
-                <w:sz w:val="22"/>
-              </w:rPr>
-              <w:t>Fanatanterahana ny fianarana (OF)</w:t>
+                <w:b w:val="0"/>
+                <w:i w:val="0"/>
+                <w:sz w:val="22"/>
+              </w:rPr>
             </w:r>
           </w:p>
         </w:tc>
@@ -2429,7 +2752,7 @@
                 <w:i w:val="0"/>
                 <w:sz w:val="22"/>
               </w:rPr>
-              <w:t>Ardoisine GM</w:t>
+              <w:t>Agrafe 4/6 boîte</w:t>
             </w:r>
           </w:p>
         </w:tc>
@@ -2462,7 +2785,7 @@
                 <w:i w:val="0"/>
                 <w:sz w:val="22"/>
               </w:rPr>
-              <w:t>2</w:t>
+              <w:t>6</w:t>
             </w:r>
           </w:p>
         </w:tc>
@@ -2495,7 +2818,7 @@
                 <w:i w:val="0"/>
                 <w:sz w:val="22"/>
               </w:rPr>
-              <w:t>12000</w:t>
+              <w:t>1800</w:t>
             </w:r>
           </w:p>
         </w:tc>
@@ -2528,7 +2851,7 @@
                 <w:i w:val="0"/>
                 <w:sz w:val="22"/>
               </w:rPr>
-              <w:t>24 000</w:t>
+              <w:t>10 800</w:t>
             </w:r>
           </w:p>
         </w:tc>
@@ -2548,7 +2871,7 @@
               <w:bottom w:val="single" w:sz="4" w:space="0" w:color="000000"/>
               <w:right w:val="single" w:sz="4" w:space="0" w:color="000000"/>
             </w:tcBorders>
-            <w:vMerge w:val="restart"/>
+            <w:vMerge/>
           </w:tcPr>
           <w:p>
             <w:pPr>
@@ -2562,7 +2885,6 @@
                 <w:i w:val="0"/>
                 <w:sz w:val="22"/>
               </w:rPr>
-              <w:t>FCE</w:t>
             </w:r>
           </w:p>
         </w:tc>
@@ -2629,7 +2951,7 @@
                 <w:i w:val="0"/>
                 <w:sz w:val="22"/>
               </w:rPr>
-              <w:t>8</w:t>
+              <w:t>9</w:t>
             </w:r>
           </w:p>
         </w:tc>
@@ -2695,7 +3017,7 @@
                 <w:i w:val="0"/>
                 <w:sz w:val="22"/>
               </w:rPr>
-              <w:t>Agrafe 4/6 boîte</w:t>
+              <w:t>Craie couleur RAFAFA</w:t>
             </w:r>
           </w:p>
         </w:tc>
@@ -2728,7 +3050,7 @@
                 <w:i w:val="0"/>
                 <w:sz w:val="22"/>
               </w:rPr>
-              <w:t>6</w:t>
+              <w:t>10</w:t>
             </w:r>
           </w:p>
         </w:tc>
@@ -2761,7 +3083,7 @@
                 <w:i w:val="0"/>
                 <w:sz w:val="22"/>
               </w:rPr>
-              <w:t>1800</w:t>
+              <w:t>6000</w:t>
             </w:r>
           </w:p>
         </w:tc>
@@ -2794,7 +3116,7 @@
                 <w:i w:val="0"/>
                 <w:sz w:val="22"/>
               </w:rPr>
-              <w:t>10 800</w:t>
+              <w:t>60 000</w:t>
             </w:r>
           </w:p>
         </w:tc>
@@ -2894,7 +3216,7 @@
                 <w:i w:val="0"/>
                 <w:sz w:val="22"/>
               </w:rPr>
-              <w:t>9</w:t>
+              <w:t>10</w:t>
             </w:r>
           </w:p>
         </w:tc>
@@ -2960,7 +3282,7 @@
                 <w:i w:val="0"/>
                 <w:sz w:val="22"/>
               </w:rPr>
-              <w:t>Craie couleur RAFAFA</w:t>
+              <w:t>Craie blanche RAFAFA</w:t>
             </w:r>
           </w:p>
         </w:tc>
@@ -3026,7 +3348,7 @@
                 <w:i w:val="0"/>
                 <w:sz w:val="22"/>
               </w:rPr>
-              <w:t>6000</w:t>
+              <w:t>5000</w:t>
             </w:r>
           </w:p>
         </w:tc>
@@ -3059,7 +3381,7 @@
                 <w:i w:val="0"/>
                 <w:sz w:val="22"/>
               </w:rPr>
-              <w:t>60 000</w:t>
+              <w:t>50 000</w:t>
             </w:r>
           </w:p>
         </w:tc>
@@ -3159,7 +3481,7 @@
                 <w:i w:val="0"/>
                 <w:sz w:val="22"/>
               </w:rPr>
-              <w:t>10</w:t>
+              <w:t>11</w:t>
             </w:r>
           </w:p>
         </w:tc>
@@ -3179,7 +3501,7 @@
               <w:bottom w:val="single" w:sz="4" w:space="0" w:color="000000"/>
               <w:right w:val="single" w:sz="4" w:space="0" w:color="000000"/>
             </w:tcBorders>
-            <w:vMerge/>
+            <w:vMerge w:val="restart"/>
           </w:tcPr>
           <w:p>
             <w:pPr>
@@ -3189,10 +3511,11 @@
             <w:r>
               <w:rPr>
                 <w:rFonts w:ascii="Times New Roman" w:hAnsi="Times New Roman" w:eastAsia="Times New Roman" w:cs="Times New Roman"/>
-                <w:b w:val="0"/>
-                <w:i w:val="0"/>
-                <w:sz w:val="22"/>
-              </w:rPr>
+                <w:b/>
+                <w:i w:val="0"/>
+                <w:sz w:val="22"/>
+              </w:rPr>
+              <w:t>Fanamboarana trano mpampianatra</w:t>
             </w:r>
           </w:p>
         </w:tc>
@@ -3225,7 +3548,7 @@
                 <w:i w:val="0"/>
                 <w:sz w:val="22"/>
               </w:rPr>
-              <w:t>Craie blanche RAFAFA</w:t>
+              <w:t>Ciment</w:t>
             </w:r>
           </w:p>
         </w:tc>
@@ -3258,7 +3581,7 @@
                 <w:i w:val="0"/>
                 <w:sz w:val="22"/>
               </w:rPr>
-              <w:t>10</w:t>
+              <w:t>2</w:t>
             </w:r>
           </w:p>
         </w:tc>
@@ -3291,7 +3614,7 @@
                 <w:i w:val="0"/>
                 <w:sz w:val="22"/>
               </w:rPr>
-              <w:t>5000</w:t>
+              <w:t>52000</w:t>
             </w:r>
           </w:p>
         </w:tc>
@@ -3324,7 +3647,7 @@
                 <w:i w:val="0"/>
                 <w:sz w:val="22"/>
               </w:rPr>
-              <w:t>50 000</w:t>
+              <w:t>104 000</w:t>
             </w:r>
           </w:p>
         </w:tc>
@@ -3344,8 +3667,37 @@
               <w:bottom w:val="single" w:sz="4" w:space="0" w:color="000000"/>
               <w:right w:val="single" w:sz="4" w:space="0" w:color="000000"/>
             </w:tcBorders>
-            <w:vMerge/>
-          </w:tcPr>
+            <w:vMerge w:val="restart"/>
+          </w:tcPr>
+          <w:p>
+            <w:pPr>
+              <w:spacing w:before="0" w:after="0" w:line="240" w:lineRule="auto"/>
+              <w:jc w:val="center"/>
+            </w:pPr>
+            <w:r>
+              <w:rPr>
+                <w:rFonts w:ascii="Times New Roman" w:hAnsi="Times New Roman" w:eastAsia="Times New Roman" w:cs="Times New Roman"/>
+                <w:b w:val="0"/>
+                <w:i w:val="0"/>
+                <w:sz w:val="22"/>
+              </w:rPr>
+              <w:t>RPI (Etat)</w:t>
+            </w:r>
+          </w:p>
+          <w:p>
+            <w:pPr>
+              <w:spacing w:before="0" w:after="0" w:line="240" w:lineRule="auto"/>
+              <w:jc w:val="center"/>
+            </w:pPr>
+            <w:r>
+              <w:rPr>
+                <w:rFonts w:ascii="Times New Roman" w:hAnsi="Times New Roman" w:eastAsia="Times New Roman" w:cs="Times New Roman"/>
+                <w:b w:val="0"/>
+                <w:i w:val="0"/>
+                <w:sz w:val="22"/>
+              </w:rPr>
+            </w:r>
+          </w:p>
           <w:p>
             <w:pPr>
               <w:spacing w:before="0" w:after="0" w:line="240" w:lineRule="auto"/>
@@ -3358,7 +3710,7 @@
                 <w:i/>
                 <w:sz w:val="22"/>
               </w:rPr>
-              <w:t>ST : 144 800</w:t>
+              <w:t>ST : 127 000</w:t>
             </w:r>
           </w:p>
         </w:tc>
@@ -3425,7 +3777,7 @@
                 <w:i w:val="0"/>
                 <w:sz w:val="22"/>
               </w:rPr>
-              <w:t>11</w:t>
+              <w:t>12</w:t>
             </w:r>
           </w:p>
         </w:tc>
@@ -3445,7 +3797,7 @@
               <w:bottom w:val="single" w:sz="4" w:space="0" w:color="000000"/>
               <w:right w:val="single" w:sz="4" w:space="0" w:color="000000"/>
             </w:tcBorders>
-            <w:vMerge w:val="restart"/>
+            <w:vMerge/>
           </w:tcPr>
           <w:p>
             <w:pPr>
@@ -3455,11 +3807,10 @@
             <w:r>
               <w:rPr>
                 <w:rFonts w:ascii="Times New Roman" w:hAnsi="Times New Roman" w:eastAsia="Times New Roman" w:cs="Times New Roman"/>
-                <w:b/>
-                <w:i w:val="0"/>
-                <w:sz w:val="22"/>
-              </w:rPr>
-              <w:t>Fanamboarana trano mpampianatra</w:t>
+                <w:b w:val="0"/>
+                <w:i w:val="0"/>
+                <w:sz w:val="22"/>
+              </w:rPr>
             </w:r>
           </w:p>
         </w:tc>
@@ -3492,7 +3843,7 @@
                 <w:i w:val="0"/>
                 <w:sz w:val="22"/>
               </w:rPr>
-              <w:t>Ciment</w:t>
+              <w:t>Pointe 5,6,7,8</w:t>
             </w:r>
           </w:p>
         </w:tc>
@@ -3558,7 +3909,7 @@
                 <w:i w:val="0"/>
                 <w:sz w:val="22"/>
               </w:rPr>
-              <w:t>52000</w:t>
+              <w:t>9000</w:t>
             </w:r>
           </w:p>
         </w:tc>
@@ -3591,7 +3942,7 @@
                 <w:i w:val="0"/>
                 <w:sz w:val="22"/>
               </w:rPr>
-              <w:t>104 000</w:t>
+              <w:t>18 000</w:t>
             </w:r>
           </w:p>
         </w:tc>
@@ -3611,7 +3962,7 @@
               <w:bottom w:val="single" w:sz="4" w:space="0" w:color="000000"/>
               <w:right w:val="single" w:sz="4" w:space="0" w:color="000000"/>
             </w:tcBorders>
-            <w:vMerge w:val="restart"/>
+            <w:vMerge/>
           </w:tcPr>
           <w:p>
             <w:pPr>
@@ -3625,7 +3976,6 @@
                 <w:i w:val="0"/>
                 <w:sz w:val="22"/>
               </w:rPr>
-              <w:t>RPI (Etat)</w:t>
             </w:r>
           </w:p>
         </w:tc>
@@ -3692,7 +4042,7 @@
                 <w:i w:val="0"/>
                 <w:sz w:val="22"/>
               </w:rPr>
-              <w:t>12</w:t>
+              <w:t>13</w:t>
             </w:r>
           </w:p>
         </w:tc>
@@ -3758,7 +4108,7 @@
                 <w:i w:val="0"/>
                 <w:sz w:val="22"/>
               </w:rPr>
-              <w:t>Pointe 5,6,7,8</w:t>
+              <w:t>Angady PM</w:t>
             </w:r>
           </w:p>
         </w:tc>
@@ -3791,7 +4141,7 @@
                 <w:i w:val="0"/>
                 <w:sz w:val="22"/>
               </w:rPr>
-              <w:t>2</w:t>
+              <w:t>1</w:t>
             </w:r>
           </w:p>
         </w:tc>
@@ -3824,7 +4174,7 @@
                 <w:i w:val="0"/>
                 <w:sz w:val="22"/>
               </w:rPr>
-              <w:t>9000</w:t>
+              <w:t>5000</w:t>
             </w:r>
           </w:p>
         </w:tc>
@@ -3857,7 +4207,7 @@
                 <w:i w:val="0"/>
                 <w:sz w:val="22"/>
               </w:rPr>
-              <w:t>18 000</w:t>
+              <w:t>5 000</w:t>
             </w:r>
           </w:p>
         </w:tc>
@@ -3957,7 +4307,7 @@
                 <w:i w:val="0"/>
                 <w:sz w:val="22"/>
               </w:rPr>
-              <w:t>13</w:t>
+              <w:t>14</w:t>
             </w:r>
           </w:p>
         </w:tc>
@@ -3977,7 +4327,7 @@
               <w:bottom w:val="single" w:sz="4" w:space="0" w:color="000000"/>
               <w:right w:val="single" w:sz="4" w:space="0" w:color="000000"/>
             </w:tcBorders>
-            <w:vMerge/>
+            <w:vMerge w:val="restart"/>
           </w:tcPr>
           <w:p>
             <w:pPr>
@@ -3987,10 +4337,11 @@
             <w:r>
               <w:rPr>
                 <w:rFonts w:ascii="Times New Roman" w:hAnsi="Times New Roman" w:eastAsia="Times New Roman" w:cs="Times New Roman"/>
-                <w:b w:val="0"/>
-                <w:i w:val="0"/>
-                <w:sz w:val="22"/>
-              </w:rPr>
+                <w:b/>
+                <w:i w:val="0"/>
+                <w:sz w:val="22"/>
+              </w:rPr>
+              <w:t>Fanamboarana trano mpampianatra</w:t>
             </w:r>
           </w:p>
         </w:tc>
@@ -4023,7 +4374,7 @@
                 <w:i w:val="0"/>
                 <w:sz w:val="22"/>
               </w:rPr>
-              <w:t>Angady PM</w:t>
+              <w:t>Ciment</w:t>
             </w:r>
           </w:p>
         </w:tc>
@@ -4089,7 +4440,7 @@
                 <w:i w:val="0"/>
                 <w:sz w:val="22"/>
               </w:rPr>
-              <w:t>5000</w:t>
+              <w:t>52000</w:t>
             </w:r>
           </w:p>
         </w:tc>
@@ -4122,7 +4473,7 @@
                 <w:i w:val="0"/>
                 <w:sz w:val="22"/>
               </w:rPr>
-              <w:t>5 000</w:t>
+              <w:t>52 000</w:t>
             </w:r>
           </w:p>
         </w:tc>
@@ -4142,8 +4493,37 @@
               <w:bottom w:val="single" w:sz="4" w:space="0" w:color="000000"/>
               <w:right w:val="single" w:sz="4" w:space="0" w:color="000000"/>
             </w:tcBorders>
-            <w:vMerge/>
-          </w:tcPr>
+            <w:vMerge w:val="restart"/>
+          </w:tcPr>
+          <w:p>
+            <w:pPr>
+              <w:spacing w:before="0" w:after="0" w:line="240" w:lineRule="auto"/>
+              <w:jc w:val="center"/>
+            </w:pPr>
+            <w:r>
+              <w:rPr>
+                <w:rFonts w:ascii="Times New Roman" w:hAnsi="Times New Roman" w:eastAsia="Times New Roman" w:cs="Times New Roman"/>
+                <w:b w:val="0"/>
+                <w:i w:val="0"/>
+                <w:sz w:val="22"/>
+              </w:rPr>
+              <w:t>FCE</w:t>
+            </w:r>
+          </w:p>
+          <w:p>
+            <w:pPr>
+              <w:spacing w:before="0" w:after="0" w:line="240" w:lineRule="auto"/>
+              <w:jc w:val="center"/>
+            </w:pPr>
+            <w:r>
+              <w:rPr>
+                <w:rFonts w:ascii="Times New Roman" w:hAnsi="Times New Roman" w:eastAsia="Times New Roman" w:cs="Times New Roman"/>
+                <w:b w:val="0"/>
+                <w:i w:val="0"/>
+                <w:sz w:val="22"/>
+              </w:rPr>
+            </w:r>
+          </w:p>
           <w:p>
             <w:pPr>
               <w:spacing w:before="0" w:after="0" w:line="240" w:lineRule="auto"/>
@@ -4156,7 +4536,7 @@
                 <w:i/>
                 <w:sz w:val="22"/>
               </w:rPr>
-              <w:t>ST : 127 000</w:t>
+              <w:t>ST : 78 000</w:t>
             </w:r>
           </w:p>
         </w:tc>
@@ -4223,7 +4603,7 @@
                 <w:i w:val="0"/>
                 <w:sz w:val="22"/>
               </w:rPr>
-              <w:t>14</w:t>
+              <w:t>15</w:t>
             </w:r>
           </w:p>
         </w:tc>
@@ -4243,7 +4623,7 @@
               <w:bottom w:val="single" w:sz="4" w:space="0" w:color="000000"/>
               <w:right w:val="single" w:sz="4" w:space="0" w:color="000000"/>
             </w:tcBorders>
-            <w:vMerge w:val="restart"/>
+            <w:vMerge/>
           </w:tcPr>
           <w:p>
             <w:pPr>
@@ -4253,11 +4633,10 @@
             <w:r>
               <w:rPr>
                 <w:rFonts w:ascii="Times New Roman" w:hAnsi="Times New Roman" w:eastAsia="Times New Roman" w:cs="Times New Roman"/>
-                <w:b/>
-                <w:i w:val="0"/>
-                <w:sz w:val="22"/>
-              </w:rPr>
-              <w:t>Fanamboarana trano mpampianatra</w:t>
+                <w:b w:val="0"/>
+                <w:i w:val="0"/>
+                <w:sz w:val="22"/>
+              </w:rPr>
             </w:r>
           </w:p>
         </w:tc>
@@ -4290,7 +4669,7 @@
                 <w:i w:val="0"/>
                 <w:sz w:val="22"/>
               </w:rPr>
-              <w:t>Ciment</w:t>
+              <w:t>Angady GM</w:t>
             </w:r>
           </w:p>
         </w:tc>
@@ -4356,7 +4735,7 @@
                 <w:i w:val="0"/>
                 <w:sz w:val="22"/>
               </w:rPr>
-              <w:t>52000</w:t>
+              <w:t>16000</w:t>
             </w:r>
           </w:p>
         </w:tc>
@@ -4389,7 +4768,7 @@
                 <w:i w:val="0"/>
                 <w:sz w:val="22"/>
               </w:rPr>
-              <w:t>52 000</w:t>
+              <w:t>16 000</w:t>
             </w:r>
           </w:p>
         </w:tc>
@@ -4409,7 +4788,7 @@
               <w:bottom w:val="single" w:sz="4" w:space="0" w:color="000000"/>
               <w:right w:val="single" w:sz="4" w:space="0" w:color="000000"/>
             </w:tcBorders>
-            <w:vMerge w:val="restart"/>
+            <w:vMerge/>
           </w:tcPr>
           <w:p>
             <w:pPr>
@@ -4423,7 +4802,6 @@
                 <w:i w:val="0"/>
                 <w:sz w:val="22"/>
               </w:rPr>
-              <w:t>FCE</w:t>
             </w:r>
           </w:p>
         </w:tc>
@@ -4490,7 +4868,7 @@
                 <w:i w:val="0"/>
                 <w:sz w:val="22"/>
               </w:rPr>
-              <w:t>15</w:t>
+              <w:t>16</w:t>
             </w:r>
           </w:p>
         </w:tc>
@@ -4556,7 +4934,7 @@
                 <w:i w:val="0"/>
                 <w:sz w:val="22"/>
               </w:rPr>
-              <w:t>Angady GM</w:t>
+              <w:t>Angady PM</w:t>
             </w:r>
           </w:p>
         </w:tc>
@@ -4589,7 +4967,7 @@
                 <w:i w:val="0"/>
                 <w:sz w:val="22"/>
               </w:rPr>
-              <w:t>1</w:t>
+              <w:t>2</w:t>
             </w:r>
           </w:p>
         </w:tc>
@@ -4622,7 +5000,7 @@
                 <w:i w:val="0"/>
                 <w:sz w:val="22"/>
               </w:rPr>
-              <w:t>16000</w:t>
+              <w:t>5000</w:t>
             </w:r>
           </w:p>
         </w:tc>
@@ -4655,7 +5033,7 @@
                 <w:i w:val="0"/>
                 <w:sz w:val="22"/>
               </w:rPr>
-              <w:t>16 000</w:t>
+              <w:t>10 000</w:t>
             </w:r>
           </w:p>
         </w:tc>
@@ -4755,7 +5133,7 @@
                 <w:i w:val="0"/>
                 <w:sz w:val="22"/>
               </w:rPr>
-              <w:t>16</w:t>
+              <w:t>17</w:t>
             </w:r>
           </w:p>
         </w:tc>
@@ -4775,7 +5153,7 @@
               <w:bottom w:val="single" w:sz="4" w:space="0" w:color="000000"/>
               <w:right w:val="single" w:sz="4" w:space="0" w:color="000000"/>
             </w:tcBorders>
-            <w:vMerge/>
+            <w:vMerge w:val="restart"/>
           </w:tcPr>
           <w:p>
             <w:pPr>
@@ -4785,10 +5163,11 @@
             <w:r>
               <w:rPr>
                 <w:rFonts w:ascii="Times New Roman" w:hAnsi="Times New Roman" w:eastAsia="Times New Roman" w:cs="Times New Roman"/>
-                <w:b w:val="0"/>
-                <w:i w:val="0"/>
-                <w:sz w:val="22"/>
-              </w:rPr>
+                <w:b/>
+                <w:i w:val="0"/>
+                <w:sz w:val="22"/>
+              </w:rPr>
+              <w:t>Fanamboarana trano mpampianatra</w:t>
             </w:r>
           </w:p>
         </w:tc>
@@ -4821,7 +5200,7 @@
                 <w:i w:val="0"/>
                 <w:sz w:val="22"/>
               </w:rPr>
-              <w:t>Angady PM</w:t>
+              <w:t>Andry</w:t>
             </w:r>
           </w:p>
         </w:tc>
@@ -4854,7 +5233,7 @@
                 <w:i w:val="0"/>
                 <w:sz w:val="22"/>
               </w:rPr>
-              <w:t>2</w:t>
+              <w:t>60</w:t>
             </w:r>
           </w:p>
         </w:tc>
@@ -4887,7 +5266,7 @@
                 <w:i w:val="0"/>
                 <w:sz w:val="22"/>
               </w:rPr>
-              <w:t>5000</w:t>
+              <w:t>6000</w:t>
             </w:r>
           </w:p>
         </w:tc>
@@ -4920,7 +5299,7 @@
                 <w:i w:val="0"/>
                 <w:sz w:val="22"/>
               </w:rPr>
-              <w:t>10 000</w:t>
+              <w:t>360 000</w:t>
             </w:r>
           </w:p>
         </w:tc>
@@ -4940,8 +5319,37 @@
               <w:bottom w:val="single" w:sz="4" w:space="0" w:color="000000"/>
               <w:right w:val="single" w:sz="4" w:space="0" w:color="000000"/>
             </w:tcBorders>
-            <w:vMerge/>
-          </w:tcPr>
+            <w:vMerge w:val="restart"/>
+          </w:tcPr>
+          <w:p>
+            <w:pPr>
+              <w:spacing w:before="0" w:after="0" w:line="240" w:lineRule="auto"/>
+              <w:jc w:val="center"/>
+            </w:pPr>
+            <w:r>
+              <w:rPr>
+                <w:rFonts w:ascii="Times New Roman" w:hAnsi="Times New Roman" w:eastAsia="Times New Roman" w:cs="Times New Roman"/>
+                <w:b w:val="0"/>
+                <w:i w:val="0"/>
+                <w:sz w:val="22"/>
+              </w:rPr>
+              <w:t>VOI</w:t>
+            </w:r>
+          </w:p>
+          <w:p>
+            <w:pPr>
+              <w:spacing w:before="0" w:after="0" w:line="240" w:lineRule="auto"/>
+              <w:jc w:val="center"/>
+            </w:pPr>
+            <w:r>
+              <w:rPr>
+                <w:rFonts w:ascii="Times New Roman" w:hAnsi="Times New Roman" w:eastAsia="Times New Roman" w:cs="Times New Roman"/>
+                <w:b w:val="0"/>
+                <w:i w:val="0"/>
+                <w:sz w:val="22"/>
+              </w:rPr>
+            </w:r>
+          </w:p>
           <w:p>
             <w:pPr>
               <w:spacing w:before="0" w:after="0" w:line="240" w:lineRule="auto"/>
@@ -4954,7 +5362,7 @@
                 <w:i/>
                 <w:sz w:val="22"/>
               </w:rPr>
-              <w:t>ST : 78 000</w:t>
+              <w:t>ST : 1 857 000</w:t>
             </w:r>
           </w:p>
         </w:tc>
@@ -5021,7 +5429,7 @@
                 <w:i w:val="0"/>
                 <w:sz w:val="22"/>
               </w:rPr>
-              <w:t>17</w:t>
+              <w:t>18</w:t>
             </w:r>
           </w:p>
         </w:tc>
@@ -5041,7 +5449,7 @@
               <w:bottom w:val="single" w:sz="4" w:space="0" w:color="000000"/>
               <w:right w:val="single" w:sz="4" w:space="0" w:color="000000"/>
             </w:tcBorders>
-            <w:vMerge w:val="restart"/>
+            <w:vMerge/>
           </w:tcPr>
           <w:p>
             <w:pPr>
@@ -5051,11 +5459,10 @@
             <w:r>
               <w:rPr>
                 <w:rFonts w:ascii="Times New Roman" w:hAnsi="Times New Roman" w:eastAsia="Times New Roman" w:cs="Times New Roman"/>
-                <w:b/>
-                <w:i w:val="0"/>
-                <w:sz w:val="22"/>
-              </w:rPr>
-              <w:t>Fanamboarana trano mpampianatra</w:t>
+                <w:b w:val="0"/>
+                <w:i w:val="0"/>
+                <w:sz w:val="22"/>
+              </w:rPr>
             </w:r>
           </w:p>
         </w:tc>
@@ -5088,7 +5495,7 @@
                 <w:i w:val="0"/>
                 <w:sz w:val="22"/>
               </w:rPr>
-              <w:t>Andry</w:t>
+              <w:t>Chevron</w:t>
             </w:r>
           </w:p>
         </w:tc>
@@ -5121,7 +5528,7 @@
                 <w:i w:val="0"/>
                 <w:sz w:val="22"/>
               </w:rPr>
-              <w:t>60</w:t>
+              <w:t>45</w:t>
             </w:r>
           </w:p>
         </w:tc>
@@ -5187,7 +5594,7 @@
                 <w:i w:val="0"/>
                 <w:sz w:val="22"/>
               </w:rPr>
-              <w:t>360 000</w:t>
+              <w:t>270 000</w:t>
             </w:r>
           </w:p>
         </w:tc>
@@ -5207,7 +5614,7 @@
               <w:bottom w:val="single" w:sz="4" w:space="0" w:color="000000"/>
               <w:right w:val="single" w:sz="4" w:space="0" w:color="000000"/>
             </w:tcBorders>
-            <w:vMerge w:val="restart"/>
+            <w:vMerge/>
           </w:tcPr>
           <w:p>
             <w:pPr>
@@ -5221,7 +5628,6 @@
                 <w:i w:val="0"/>
                 <w:sz w:val="22"/>
               </w:rPr>
-              <w:t>VOI</w:t>
             </w:r>
           </w:p>
         </w:tc>
@@ -5288,7 +5694,7 @@
                 <w:i w:val="0"/>
                 <w:sz w:val="22"/>
               </w:rPr>
-              <w:t>18</w:t>
+              <w:t>19</w:t>
             </w:r>
           </w:p>
         </w:tc>
@@ -5354,7 +5760,7 @@
                 <w:i w:val="0"/>
                 <w:sz w:val="22"/>
               </w:rPr>
-              <w:t>Chevron</w:t>
+              <w:t>Tôle 2,50</w:t>
             </w:r>
           </w:p>
         </w:tc>
@@ -5387,7 +5793,7 @@
                 <w:i w:val="0"/>
                 <w:sz w:val="22"/>
               </w:rPr>
-              <w:t>45</w:t>
+              <w:t>30</w:t>
             </w:r>
           </w:p>
         </w:tc>
@@ -5420,7 +5826,7 @@
                 <w:i w:val="0"/>
                 <w:sz w:val="22"/>
               </w:rPr>
-              <w:t>6000</w:t>
+              <w:t>40000</w:t>
             </w:r>
           </w:p>
         </w:tc>
@@ -5453,7 +5859,7 @@
                 <w:i w:val="0"/>
                 <w:sz w:val="22"/>
               </w:rPr>
-              <w:t>270 000</w:t>
+              <w:t>1 200 000</w:t>
             </w:r>
           </w:p>
         </w:tc>
@@ -5553,7 +5959,7 @@
                 <w:i w:val="0"/>
                 <w:sz w:val="22"/>
               </w:rPr>
-              <w:t>19</w:t>
+              <w:t>20</w:t>
             </w:r>
           </w:p>
         </w:tc>
@@ -5619,7 +6025,7 @@
                 <w:i w:val="0"/>
                 <w:sz w:val="22"/>
               </w:rPr>
-              <w:t>Tôle 2,50</w:t>
+              <w:t>Pointe tôle</w:t>
             </w:r>
           </w:p>
         </w:tc>
@@ -5652,7 +6058,7 @@
                 <w:i w:val="0"/>
                 <w:sz w:val="22"/>
               </w:rPr>
-              <w:t>30</w:t>
+              <w:t>3</w:t>
             </w:r>
           </w:p>
         </w:tc>
@@ -5685,7 +6091,7 @@
                 <w:i w:val="0"/>
                 <w:sz w:val="22"/>
               </w:rPr>
-              <w:t>40000</w:t>
+              <w:t>9000</w:t>
             </w:r>
           </w:p>
         </w:tc>
@@ -5718,7 +6124,7 @@
                 <w:i w:val="0"/>
                 <w:sz w:val="22"/>
               </w:rPr>
-              <w:t>1 200 000</w:t>
+              <w:t>27 000</w:t>
             </w:r>
           </w:p>
         </w:tc>
@@ -5818,7 +6224,7 @@
                 <w:i w:val="0"/>
                 <w:sz w:val="22"/>
               </w:rPr>
-              <w:t>20</w:t>
+              <w:t>21</w:t>
             </w:r>
           </w:p>
         </w:tc>
@@ -5838,7 +6244,7 @@
               <w:bottom w:val="single" w:sz="4" w:space="0" w:color="000000"/>
               <w:right w:val="single" w:sz="4" w:space="0" w:color="000000"/>
             </w:tcBorders>
-            <w:vMerge/>
+            <w:vMerge w:val="restart"/>
           </w:tcPr>
           <w:p>
             <w:pPr>
@@ -5848,10 +6254,11 @@
             <w:r>
               <w:rPr>
                 <w:rFonts w:ascii="Times New Roman" w:hAnsi="Times New Roman" w:eastAsia="Times New Roman" w:cs="Times New Roman"/>
-                <w:b w:val="0"/>
-                <w:i w:val="0"/>
-                <w:sz w:val="22"/>
-              </w:rPr>
+                <w:b/>
+                <w:i w:val="0"/>
+                <w:sz w:val="22"/>
+              </w:rPr>
+              <w:t>Fividianana fitaovana ho an’ny mpampianatra</w:t>
             </w:r>
           </w:p>
         </w:tc>
@@ -5884,7 +6291,7 @@
                 <w:i w:val="0"/>
                 <w:sz w:val="22"/>
               </w:rPr>
-              <w:t>Pointe tôle</w:t>
+              <w:t>Colle bureau</w:t>
             </w:r>
           </w:p>
         </w:tc>
@@ -5917,7 +6324,7 @@
                 <w:i w:val="0"/>
                 <w:sz w:val="22"/>
               </w:rPr>
-              <w:t>3</w:t>
+              <w:t>6</w:t>
             </w:r>
           </w:p>
         </w:tc>
@@ -5950,7 +6357,7 @@
                 <w:i w:val="0"/>
                 <w:sz w:val="22"/>
               </w:rPr>
-              <w:t>9000</w:t>
+              <w:t>1600</w:t>
             </w:r>
           </w:p>
         </w:tc>
@@ -5983,7 +6390,7 @@
                 <w:i w:val="0"/>
                 <w:sz w:val="22"/>
               </w:rPr>
-              <w:t>27 000</w:t>
+              <w:t>9 600</w:t>
             </w:r>
           </w:p>
         </w:tc>
@@ -6003,8 +6410,37 @@
               <w:bottom w:val="single" w:sz="4" w:space="0" w:color="000000"/>
               <w:right w:val="single" w:sz="4" w:space="0" w:color="000000"/>
             </w:tcBorders>
-            <w:vMerge/>
-          </w:tcPr>
+            <w:vMerge w:val="restart"/>
+          </w:tcPr>
+          <w:p>
+            <w:pPr>
+              <w:spacing w:before="0" w:after="0" w:line="240" w:lineRule="auto"/>
+              <w:jc w:val="center"/>
+            </w:pPr>
+            <w:r>
+              <w:rPr>
+                <w:rFonts w:ascii="Times New Roman" w:hAnsi="Times New Roman" w:eastAsia="Times New Roman" w:cs="Times New Roman"/>
+                <w:b w:val="0"/>
+                <w:i w:val="0"/>
+                <w:sz w:val="22"/>
+              </w:rPr>
+              <w:t>RPI (Etat)</w:t>
+            </w:r>
+          </w:p>
+          <w:p>
+            <w:pPr>
+              <w:spacing w:before="0" w:after="0" w:line="240" w:lineRule="auto"/>
+              <w:jc w:val="center"/>
+            </w:pPr>
+            <w:r>
+              <w:rPr>
+                <w:rFonts w:ascii="Times New Roman" w:hAnsi="Times New Roman" w:eastAsia="Times New Roman" w:cs="Times New Roman"/>
+                <w:b w:val="0"/>
+                <w:i w:val="0"/>
+                <w:sz w:val="22"/>
+              </w:rPr>
+            </w:r>
+          </w:p>
           <w:p>
             <w:pPr>
               <w:spacing w:before="0" w:after="0" w:line="240" w:lineRule="auto"/>
@@ -6017,7 +6453,7 @@
                 <w:i/>
                 <w:sz w:val="22"/>
               </w:rPr>
-              <w:t>ST : 1 857 000</w:t>
+              <w:t>ST : 471 500</w:t>
             </w:r>
           </w:p>
         </w:tc>
@@ -6084,7 +6520,7 @@
                 <w:i w:val="0"/>
                 <w:sz w:val="22"/>
               </w:rPr>
-              <w:t>21</w:t>
+              <w:t>22</w:t>
             </w:r>
           </w:p>
         </w:tc>
@@ -6104,7 +6540,7 @@
               <w:bottom w:val="single" w:sz="4" w:space="0" w:color="000000"/>
               <w:right w:val="single" w:sz="4" w:space="0" w:color="000000"/>
             </w:tcBorders>
-            <w:vMerge w:val="restart"/>
+            <w:vMerge/>
           </w:tcPr>
           <w:p>
             <w:pPr>
@@ -6114,11 +6550,10 @@
             <w:r>
               <w:rPr>
                 <w:rFonts w:ascii="Times New Roman" w:hAnsi="Times New Roman" w:eastAsia="Times New Roman" w:cs="Times New Roman"/>
-                <w:b/>
-                <w:i w:val="0"/>
-                <w:sz w:val="22"/>
-              </w:rPr>
-              <w:t>Fividianana fitaovana ho an’ny mpampianatra</w:t>
+                <w:b w:val="0"/>
+                <w:i w:val="0"/>
+                <w:sz w:val="22"/>
+              </w:rPr>
             </w:r>
           </w:p>
         </w:tc>
@@ -6151,7 +6586,7 @@
                 <w:i w:val="0"/>
                 <w:sz w:val="22"/>
               </w:rPr>
-              <w:t>Colle bureau</w:t>
+              <w:t>Wood Fix 500 g</w:t>
             </w:r>
           </w:p>
         </w:tc>
@@ -6184,7 +6619,7 @@
                 <w:i w:val="0"/>
                 <w:sz w:val="22"/>
               </w:rPr>
-              <w:t>6</w:t>
+              <w:t>1</w:t>
             </w:r>
           </w:p>
         </w:tc>
@@ -6217,7 +6652,7 @@
                 <w:i w:val="0"/>
                 <w:sz w:val="22"/>
               </w:rPr>
-              <w:t>1600</w:t>
+              <w:t>9000</w:t>
             </w:r>
           </w:p>
         </w:tc>
@@ -6250,7 +6685,7 @@
                 <w:i w:val="0"/>
                 <w:sz w:val="22"/>
               </w:rPr>
-              <w:t>9 600</w:t>
+              <w:t>9 000</w:t>
             </w:r>
           </w:p>
         </w:tc>
@@ -6270,7 +6705,7 @@
               <w:bottom w:val="single" w:sz="4" w:space="0" w:color="000000"/>
               <w:right w:val="single" w:sz="4" w:space="0" w:color="000000"/>
             </w:tcBorders>
-            <w:vMerge w:val="restart"/>
+            <w:vMerge/>
           </w:tcPr>
           <w:p>
             <w:pPr>
@@ -6284,7 +6719,6 @@
                 <w:i w:val="0"/>
                 <w:sz w:val="22"/>
               </w:rPr>
-              <w:t>RPI (Etat)</w:t>
             </w:r>
           </w:p>
         </w:tc>
@@ -6351,7 +6785,7 @@
                 <w:i w:val="0"/>
                 <w:sz w:val="22"/>
               </w:rPr>
-              <w:t>22</w:t>
+              <w:t>23</w:t>
             </w:r>
           </w:p>
         </w:tc>
@@ -6417,7 +6851,7 @@
                 <w:i w:val="0"/>
                 <w:sz w:val="22"/>
               </w:rPr>
-              <w:t>Wood Fix 500 g</w:t>
+              <w:t>Cahier GF 200 plus</w:t>
             </w:r>
           </w:p>
         </w:tc>
@@ -6450,7 +6884,7 @@
                 <w:i w:val="0"/>
                 <w:sz w:val="22"/>
               </w:rPr>
-              <w:t>1</w:t>
+              <w:t>14</w:t>
             </w:r>
           </w:p>
         </w:tc>
@@ -6483,7 +6917,7 @@
                 <w:i w:val="0"/>
                 <w:sz w:val="22"/>
               </w:rPr>
-              <w:t>9000</w:t>
+              <w:t>5800</w:t>
             </w:r>
           </w:p>
         </w:tc>
@@ -6516,7 +6950,7 @@
                 <w:i w:val="0"/>
                 <w:sz w:val="22"/>
               </w:rPr>
-              <w:t>9 000</w:t>
+              <w:t>81 200</w:t>
             </w:r>
           </w:p>
         </w:tc>
@@ -6616,7 +7050,7 @@
                 <w:i w:val="0"/>
                 <w:sz w:val="22"/>
               </w:rPr>
-              <w:t>23</w:t>
+              <w:t>24</w:t>
             </w:r>
           </w:p>
         </w:tc>
@@ -6682,7 +7116,7 @@
                 <w:i w:val="0"/>
                 <w:sz w:val="22"/>
               </w:rPr>
-              <w:t>Cahier GF 200 plus</w:t>
+              <w:t>Cahier PF 200p lux</w:t>
             </w:r>
           </w:p>
         </w:tc>
@@ -6715,7 +7149,7 @@
                 <w:i w:val="0"/>
                 <w:sz w:val="22"/>
               </w:rPr>
-              <w:t>14</w:t>
+              <w:t>12</w:t>
             </w:r>
           </w:p>
         </w:tc>
@@ -6748,7 +7182,7 @@
                 <w:i w:val="0"/>
                 <w:sz w:val="22"/>
               </w:rPr>
-              <w:t>5800</w:t>
+              <w:t>3600</w:t>
             </w:r>
           </w:p>
         </w:tc>
@@ -6781,7 +7215,7 @@
                 <w:i w:val="0"/>
                 <w:sz w:val="22"/>
               </w:rPr>
-              <w:t>81 200</w:t>
+              <w:t>43 200</w:t>
             </w:r>
           </w:p>
         </w:tc>
@@ -6881,7 +7315,7 @@
                 <w:i w:val="0"/>
                 <w:sz w:val="22"/>
               </w:rPr>
-              <w:t>24</w:t>
+              <w:t>25</w:t>
             </w:r>
           </w:p>
         </w:tc>
@@ -6947,7 +7381,7 @@
                 <w:i w:val="0"/>
                 <w:sz w:val="22"/>
               </w:rPr>
-              <w:t>Cahier PF 200p lux</w:t>
+              <w:t>Chemise à dossier</w:t>
             </w:r>
           </w:p>
         </w:tc>
@@ -6980,7 +7414,7 @@
                 <w:i w:val="0"/>
                 <w:sz w:val="22"/>
               </w:rPr>
-              <w:t>12</w:t>
+              <w:t>60</w:t>
             </w:r>
           </w:p>
         </w:tc>
@@ -7013,7 +7447,7 @@
                 <w:i w:val="0"/>
                 <w:sz w:val="22"/>
               </w:rPr>
-              <w:t>3600</w:t>
+              <w:t>600</w:t>
             </w:r>
           </w:p>
         </w:tc>
@@ -7046,7 +7480,7 @@
                 <w:i w:val="0"/>
                 <w:sz w:val="22"/>
               </w:rPr>
-              <w:t>43 200</w:t>
+              <w:t>36 000</w:t>
             </w:r>
           </w:p>
         </w:tc>
@@ -7146,7 +7580,7 @@
                 <w:i w:val="0"/>
                 <w:sz w:val="22"/>
               </w:rPr>
-              <w:t>25</w:t>
+              <w:t>26</w:t>
             </w:r>
           </w:p>
         </w:tc>
@@ -7212,7 +7646,7 @@
                 <w:i w:val="0"/>
                 <w:sz w:val="22"/>
               </w:rPr>
-              <w:t>Chemise à dossier</w:t>
+              <w:t>Ciseaux PM</w:t>
             </w:r>
           </w:p>
         </w:tc>
@@ -7245,7 +7679,7 @@
                 <w:i w:val="0"/>
                 <w:sz w:val="22"/>
               </w:rPr>
-              <w:t>60</w:t>
+              <w:t>6</w:t>
             </w:r>
           </w:p>
         </w:tc>
@@ -7278,7 +7712,7 @@
                 <w:i w:val="0"/>
                 <w:sz w:val="22"/>
               </w:rPr>
-              <w:t>600</w:t>
+              <w:t>1800</w:t>
             </w:r>
           </w:p>
         </w:tc>
@@ -7311,7 +7745,7 @@
                 <w:i w:val="0"/>
                 <w:sz w:val="22"/>
               </w:rPr>
-              <w:t>36 000</w:t>
+              <w:t>10 800</w:t>
             </w:r>
           </w:p>
         </w:tc>
@@ -7411,7 +7845,7 @@
                 <w:i w:val="0"/>
                 <w:sz w:val="22"/>
               </w:rPr>
-              <w:t>26</w:t>
+              <w:t>27</w:t>
             </w:r>
           </w:p>
         </w:tc>
@@ -7477,7 +7911,7 @@
                 <w:i w:val="0"/>
                 <w:sz w:val="22"/>
               </w:rPr>
-              <w:t>Ciseaux PM</w:t>
+              <w:t>Enveloppe A4 Kraft</w:t>
             </w:r>
           </w:p>
         </w:tc>
@@ -7510,7 +7944,7 @@
                 <w:i w:val="0"/>
                 <w:sz w:val="22"/>
               </w:rPr>
-              <w:t>6</w:t>
+              <w:t>18</w:t>
             </w:r>
           </w:p>
         </w:tc>
@@ -7543,7 +7977,7 @@
                 <w:i w:val="0"/>
                 <w:sz w:val="22"/>
               </w:rPr>
-              <w:t>1800</w:t>
+              <w:t>500</w:t>
             </w:r>
           </w:p>
         </w:tc>
@@ -7576,7 +8010,7 @@
                 <w:i w:val="0"/>
                 <w:sz w:val="22"/>
               </w:rPr>
-              <w:t>10 800</w:t>
+              <w:t>9 000</w:t>
             </w:r>
           </w:p>
         </w:tc>
@@ -7676,7 +8110,7 @@
                 <w:i w:val="0"/>
                 <w:sz w:val="22"/>
               </w:rPr>
-              <w:t>27</w:t>
+              <w:t>28</w:t>
             </w:r>
           </w:p>
         </w:tc>
@@ -7742,7 +8176,7 @@
                 <w:i w:val="0"/>
                 <w:sz w:val="22"/>
               </w:rPr>
-              <w:t>Enveloppe A4 Kraft</w:t>
+              <w:t>Marker Dollar 6 BL/ER</w:t>
             </w:r>
           </w:p>
         </w:tc>
@@ -7775,7 +8209,7 @@
                 <w:i w:val="0"/>
                 <w:sz w:val="22"/>
               </w:rPr>
-              <w:t>18</w:t>
+              <w:t>12</w:t>
             </w:r>
           </w:p>
         </w:tc>
@@ -7808,7 +8242,7 @@
                 <w:i w:val="0"/>
                 <w:sz w:val="22"/>
               </w:rPr>
-              <w:t>500</w:t>
+              <w:t>3000</w:t>
             </w:r>
           </w:p>
         </w:tc>
@@ -7841,7 +8275,7 @@
                 <w:i w:val="0"/>
                 <w:sz w:val="22"/>
               </w:rPr>
-              <w:t>9 000</w:t>
+              <w:t>36 000</w:t>
             </w:r>
           </w:p>
         </w:tc>
@@ -7941,7 +8375,7 @@
                 <w:i w:val="0"/>
                 <w:sz w:val="22"/>
               </w:rPr>
-              <w:t>28</w:t>
+              <w:t>29</w:t>
             </w:r>
           </w:p>
         </w:tc>
@@ -8007,7 +8441,7 @@
                 <w:i w:val="0"/>
                 <w:sz w:val="22"/>
               </w:rPr>
-              <w:t>Marker Dollar 6 BL/ER</w:t>
+              <w:t>Papier Velin ram</w:t>
             </w:r>
           </w:p>
         </w:tc>
@@ -8040,7 +8474,7 @@
                 <w:i w:val="0"/>
                 <w:sz w:val="22"/>
               </w:rPr>
-              <w:t>12</w:t>
+              <w:t>2</w:t>
             </w:r>
           </w:p>
         </w:tc>
@@ -8073,7 +8507,7 @@
                 <w:i w:val="0"/>
                 <w:sz w:val="22"/>
               </w:rPr>
-              <w:t>3000</w:t>
+              <w:t>25000</w:t>
             </w:r>
           </w:p>
         </w:tc>
@@ -8106,7 +8540,7 @@
                 <w:i w:val="0"/>
                 <w:sz w:val="22"/>
               </w:rPr>
-              <w:t>36 000</w:t>
+              <w:t>50 000</w:t>
             </w:r>
           </w:p>
         </w:tc>
@@ -8206,7 +8640,7 @@
                 <w:i w:val="0"/>
                 <w:sz w:val="22"/>
               </w:rPr>
-              <w:t>29</w:t>
+              <w:t>30</w:t>
             </w:r>
           </w:p>
         </w:tc>
@@ -8272,7 +8706,7 @@
                 <w:i w:val="0"/>
                 <w:sz w:val="22"/>
               </w:rPr>
-              <w:t>Papier Velin ram</w:t>
+              <w:t>Pinceau N°3</w:t>
             </w:r>
           </w:p>
         </w:tc>
@@ -8338,7 +8772,7 @@
                 <w:i w:val="0"/>
                 <w:sz w:val="22"/>
               </w:rPr>
-              <w:t>25000</w:t>
+              <w:t>2500</w:t>
             </w:r>
           </w:p>
         </w:tc>
@@ -8371,7 +8805,7 @@
                 <w:i w:val="0"/>
                 <w:sz w:val="22"/>
               </w:rPr>
-              <w:t>50 000</w:t>
+              <w:t>5 000</w:t>
             </w:r>
           </w:p>
         </w:tc>
@@ -8471,7 +8905,7 @@
                 <w:i w:val="0"/>
                 <w:sz w:val="22"/>
               </w:rPr>
-              <w:t>30</w:t>
+              <w:t>31</w:t>
             </w:r>
           </w:p>
         </w:tc>
@@ -8537,7 +8971,7 @@
                 <w:i w:val="0"/>
                 <w:sz w:val="22"/>
               </w:rPr>
-              <w:t>Pinceau N°3</w:t>
+              <w:t>Rateau</w:t>
             </w:r>
           </w:p>
         </w:tc>
@@ -8570,7 +9004,7 @@
                 <w:i w:val="0"/>
                 <w:sz w:val="22"/>
               </w:rPr>
-              <w:t>2</w:t>
+              <w:t>1</w:t>
             </w:r>
           </w:p>
         </w:tc>
@@ -8603,7 +9037,7 @@
                 <w:i w:val="0"/>
                 <w:sz w:val="22"/>
               </w:rPr>
-              <w:t>2500</w:t>
+              <w:t>8500</w:t>
             </w:r>
           </w:p>
         </w:tc>
@@ -8636,7 +9070,7 @@
                 <w:i w:val="0"/>
                 <w:sz w:val="22"/>
               </w:rPr>
-              <w:t>5 000</w:t>
+              <w:t>8 500</w:t>
             </w:r>
           </w:p>
         </w:tc>
@@ -8736,7 +9170,7 @@
                 <w:i w:val="0"/>
                 <w:sz w:val="22"/>
               </w:rPr>
-              <w:t>31</w:t>
+              <w:t>32</w:t>
             </w:r>
           </w:p>
         </w:tc>
@@ -8802,7 +9236,7 @@
                 <w:i w:val="0"/>
                 <w:sz w:val="22"/>
               </w:rPr>
-              <w:t>Rateau</w:t>
+              <w:t>Règle pour TN</w:t>
             </w:r>
           </w:p>
         </w:tc>
@@ -8868,7 +9302,7 @@
                 <w:i w:val="0"/>
                 <w:sz w:val="22"/>
               </w:rPr>
-              <w:t>8500</w:t>
+              <w:t>10500</w:t>
             </w:r>
           </w:p>
         </w:tc>
@@ -8901,7 +9335,7 @@
                 <w:i w:val="0"/>
                 <w:sz w:val="22"/>
               </w:rPr>
-              <w:t>8 500</w:t>
+              <w:t>10 500</w:t>
             </w:r>
           </w:p>
         </w:tc>
@@ -9001,7 +9435,7 @@
                 <w:i w:val="0"/>
                 <w:sz w:val="22"/>
               </w:rPr>
-              <w:t>32</w:t>
+              <w:t>33</w:t>
             </w:r>
           </w:p>
         </w:tc>
@@ -9067,7 +9501,7 @@
                 <w:i w:val="0"/>
                 <w:sz w:val="22"/>
               </w:rPr>
-              <w:t>Règle pour TN</w:t>
+              <w:t>Stylo Digno R/N/B (6×3)</w:t>
             </w:r>
           </w:p>
         </w:tc>
@@ -9100,7 +9534,7 @@
                 <w:i w:val="0"/>
                 <w:sz w:val="22"/>
               </w:rPr>
-              <w:t>1</w:t>
+              <w:t>18</w:t>
             </w:r>
           </w:p>
         </w:tc>
@@ -9133,7 +9567,7 @@
                 <w:i w:val="0"/>
                 <w:sz w:val="22"/>
               </w:rPr>
-              <w:t>10500</w:t>
+              <w:t>700</w:t>
             </w:r>
           </w:p>
         </w:tc>
@@ -9166,7 +9600,7 @@
                 <w:i w:val="0"/>
                 <w:sz w:val="22"/>
               </w:rPr>
-              <w:t>10 500</w:t>
+              <w:t>12 600</w:t>
             </w:r>
           </w:p>
         </w:tc>
@@ -9266,7 +9700,7 @@
                 <w:i w:val="0"/>
                 <w:sz w:val="22"/>
               </w:rPr>
-              <w:t>33</w:t>
+              <w:t>34</w:t>
             </w:r>
           </w:p>
         </w:tc>
@@ -9332,7 +9766,7 @@
                 <w:i w:val="0"/>
                 <w:sz w:val="22"/>
               </w:rPr>
-              <w:t>Stylo Digno R/N/B (6×3)</w:t>
+              <w:t>Stylo Schneider Bleu</w:t>
             </w:r>
           </w:p>
         </w:tc>
@@ -9398,7 +9832,7 @@
                 <w:i w:val="0"/>
                 <w:sz w:val="22"/>
               </w:rPr>
-              <w:t>700</w:t>
+              <w:t>1000</w:t>
             </w:r>
           </w:p>
         </w:tc>
@@ -9431,7 +9865,7 @@
                 <w:i w:val="0"/>
                 <w:sz w:val="22"/>
               </w:rPr>
-              <w:t>12 600</w:t>
+              <w:t>18 000</w:t>
             </w:r>
           </w:p>
         </w:tc>
@@ -9531,7 +9965,7 @@
                 <w:i w:val="0"/>
                 <w:sz w:val="22"/>
               </w:rPr>
-              <w:t>34</w:t>
+              <w:t>35</w:t>
             </w:r>
           </w:p>
         </w:tc>
@@ -9597,7 +10031,7 @@
                 <w:i w:val="0"/>
                 <w:sz w:val="22"/>
               </w:rPr>
-              <w:t>Stylo Schneider Bleu</w:t>
+              <w:t>Stylo Schneider Rouge</w:t>
             </w:r>
           </w:p>
         </w:tc>
@@ -9796,7 +10230,7 @@
                 <w:i w:val="0"/>
                 <w:sz w:val="22"/>
               </w:rPr>
-              <w:t>35</w:t>
+              <w:t>36</w:t>
             </w:r>
           </w:p>
         </w:tc>
@@ -9862,7 +10296,7 @@
                 <w:i w:val="0"/>
                 <w:sz w:val="22"/>
               </w:rPr>
-              <w:t>Stylo Schneider Rouge</w:t>
+              <w:t>Stylo Schneider Noir</w:t>
             </w:r>
           </w:p>
         </w:tc>
@@ -10061,7 +10495,7 @@
                 <w:i w:val="0"/>
                 <w:sz w:val="22"/>
               </w:rPr>
-              <w:t>36</w:t>
+              <w:t>37</w:t>
             </w:r>
           </w:p>
         </w:tc>
@@ -10127,7 +10561,7 @@
                 <w:i w:val="0"/>
                 <w:sz w:val="22"/>
               </w:rPr>
-              <w:t>Stylo Schneider Noir</w:t>
+              <w:t>Stylo Schneider Vert</w:t>
             </w:r>
           </w:p>
         </w:tc>
@@ -10160,7 +10594,7 @@
                 <w:i w:val="0"/>
                 <w:sz w:val="22"/>
               </w:rPr>
-              <w:t>18</w:t>
+              <w:t>6</w:t>
             </w:r>
           </w:p>
         </w:tc>
@@ -10226,7 +10660,7 @@
                 <w:i w:val="0"/>
                 <w:sz w:val="22"/>
               </w:rPr>
-              <w:t>18 000</w:t>
+              <w:t>6 000</w:t>
             </w:r>
           </w:p>
         </w:tc>
@@ -10326,7 +10760,7 @@
                 <w:i w:val="0"/>
                 <w:sz w:val="22"/>
               </w:rPr>
-              <w:t>37</w:t>
+              <w:t>38</w:t>
             </w:r>
           </w:p>
         </w:tc>
@@ -10392,7 +10826,7 @@
                 <w:i w:val="0"/>
                 <w:sz w:val="22"/>
               </w:rPr>
-              <w:t>Stylo Schneider Vert</w:t>
+              <w:t>Scotch GM</w:t>
             </w:r>
           </w:p>
         </w:tc>
@@ -10458,7 +10892,7 @@
                 <w:i w:val="0"/>
                 <w:sz w:val="22"/>
               </w:rPr>
-              <w:t>1000</w:t>
+              <w:t>6000</w:t>
             </w:r>
           </w:p>
         </w:tc>
@@ -10491,7 +10925,7 @@
                 <w:i w:val="0"/>
                 <w:sz w:val="22"/>
               </w:rPr>
-              <w:t>6 000</w:t>
+              <w:t>36 000</w:t>
             </w:r>
           </w:p>
         </w:tc>
@@ -10591,7 +11025,7 @@
                 <w:i w:val="0"/>
                 <w:sz w:val="22"/>
               </w:rPr>
-              <w:t>38</w:t>
+              <w:t>39</w:t>
             </w:r>
           </w:p>
         </w:tc>
@@ -10657,7 +11091,7 @@
                 <w:i w:val="0"/>
                 <w:sz w:val="22"/>
               </w:rPr>
-              <w:t>Scotch GM</w:t>
+              <w:t>Tadin-tsaina</w:t>
             </w:r>
           </w:p>
         </w:tc>
@@ -10690,7 +11124,7 @@
                 <w:i w:val="0"/>
                 <w:sz w:val="22"/>
               </w:rPr>
-              <w:t>6</w:t>
+              <w:t>24</w:t>
             </w:r>
           </w:p>
         </w:tc>
@@ -10723,7 +11157,7 @@
                 <w:i w:val="0"/>
                 <w:sz w:val="22"/>
               </w:rPr>
-              <w:t>6000</w:t>
+              <w:t>400</w:t>
             </w:r>
           </w:p>
         </w:tc>
@@ -10756,7 +11190,7 @@
                 <w:i w:val="0"/>
                 <w:sz w:val="22"/>
               </w:rPr>
-              <w:t>36 000</w:t>
+              <w:t>9 600</w:t>
             </w:r>
           </w:p>
         </w:tc>
@@ -10856,7 +11290,7 @@
                 <w:i w:val="0"/>
                 <w:sz w:val="22"/>
               </w:rPr>
-              <w:t>39</w:t>
+              <w:t>40</w:t>
             </w:r>
           </w:p>
         </w:tc>
@@ -10922,7 +11356,7 @@
                 <w:i w:val="0"/>
                 <w:sz w:val="22"/>
               </w:rPr>
-              <w:t>Tadin-tsaina</w:t>
+              <w:t>Emballage blanc</w:t>
             </w:r>
           </w:p>
         </w:tc>
@@ -10955,7 +11389,7 @@
                 <w:i w:val="0"/>
                 <w:sz w:val="22"/>
               </w:rPr>
-              <w:t>24</w:t>
+              <w:t>36</w:t>
             </w:r>
           </w:p>
         </w:tc>
@@ -11021,7 +11455,7 @@
                 <w:i w:val="0"/>
                 <w:sz w:val="22"/>
               </w:rPr>
-              <w:t>9 600</w:t>
+              <w:t>14 400</w:t>
             </w:r>
           </w:p>
         </w:tc>
@@ -11121,7 +11555,7 @@
                 <w:i w:val="0"/>
                 <w:sz w:val="22"/>
               </w:rPr>
-              <w:t>40</w:t>
+              <w:t>41</w:t>
             </w:r>
           </w:p>
         </w:tc>
@@ -11187,7 +11621,7 @@
                 <w:i w:val="0"/>
                 <w:sz w:val="22"/>
               </w:rPr>
-              <w:t>Emballage blanc</w:t>
+              <w:t>Badge</w:t>
             </w:r>
           </w:p>
         </w:tc>
@@ -11220,7 +11654,7 @@
                 <w:i w:val="0"/>
                 <w:sz w:val="22"/>
               </w:rPr>
-              <w:t>36</w:t>
+              <w:t>1</w:t>
             </w:r>
           </w:p>
         </w:tc>
@@ -11253,7 +11687,7 @@
                 <w:i w:val="0"/>
                 <w:sz w:val="22"/>
               </w:rPr>
-              <w:t>400</w:t>
+              <w:t>2000</w:t>
             </w:r>
           </w:p>
         </w:tc>
@@ -11286,7 +11720,7 @@
                 <w:i w:val="0"/>
                 <w:sz w:val="22"/>
               </w:rPr>
-              <w:t>14 400</w:t>
+              <w:t>2 000</w:t>
             </w:r>
           </w:p>
         </w:tc>
@@ -11386,7 +11820,7 @@
                 <w:i w:val="0"/>
                 <w:sz w:val="22"/>
               </w:rPr>
-              <w:t>41</w:t>
+              <w:t>42</w:t>
             </w:r>
           </w:p>
         </w:tc>
@@ -11452,7 +11886,7 @@
                 <w:i w:val="0"/>
                 <w:sz w:val="22"/>
               </w:rPr>
-              <w:t>Badge</w:t>
+              <w:t>Porte feuille</w:t>
             </w:r>
           </w:p>
         </w:tc>
@@ -11485,7 +11919,7 @@
                 <w:i w:val="0"/>
                 <w:sz w:val="22"/>
               </w:rPr>
-              <w:t>1</w:t>
+              <w:t>12</w:t>
             </w:r>
           </w:p>
         </w:tc>
@@ -11518,7 +11952,7 @@
                 <w:i w:val="0"/>
                 <w:sz w:val="22"/>
               </w:rPr>
-              <w:t>2000</w:t>
+              <w:t>300</w:t>
             </w:r>
           </w:p>
         </w:tc>
@@ -11551,7 +11985,7 @@
                 <w:i w:val="0"/>
                 <w:sz w:val="22"/>
               </w:rPr>
-              <w:t>2 000</w:t>
+              <w:t>3 600</w:t>
             </w:r>
           </w:p>
         </w:tc>
@@ -11651,7 +12085,7 @@
                 <w:i w:val="0"/>
                 <w:sz w:val="22"/>
               </w:rPr>
-              <w:t>42</w:t>
+              <w:t>43</w:t>
             </w:r>
           </w:p>
         </w:tc>
@@ -11717,7 +12151,7 @@
                 <w:i w:val="0"/>
                 <w:sz w:val="22"/>
               </w:rPr>
-              <w:t>Porte feuille</w:t>
+              <w:t>Registre d’appel GM</w:t>
             </w:r>
           </w:p>
         </w:tc>
@@ -11750,7 +12184,7 @@
                 <w:i w:val="0"/>
                 <w:sz w:val="22"/>
               </w:rPr>
-              <w:t>12</w:t>
+              <w:t>7</w:t>
             </w:r>
           </w:p>
         </w:tc>
@@ -11783,7 +12217,7 @@
                 <w:i w:val="0"/>
                 <w:sz w:val="22"/>
               </w:rPr>
-              <w:t>300</w:t>
+              <w:t>3500</w:t>
             </w:r>
           </w:p>
         </w:tc>
@@ -11816,7 +12250,7 @@
                 <w:i w:val="0"/>
                 <w:sz w:val="22"/>
               </w:rPr>
-              <w:t>3 600</w:t>
+              <w:t>24 500</w:t>
             </w:r>
           </w:p>
         </w:tc>
@@ -11916,7 +12350,7 @@
                 <w:i w:val="0"/>
                 <w:sz w:val="22"/>
               </w:rPr>
-              <w:t>43</w:t>
+              <w:t>44</w:t>
             </w:r>
           </w:p>
         </w:tc>
@@ -11936,7 +12370,7 @@
               <w:bottom w:val="single" w:sz="4" w:space="0" w:color="000000"/>
               <w:right w:val="single" w:sz="4" w:space="0" w:color="000000"/>
             </w:tcBorders>
-            <w:vMerge/>
+            <w:vMerge w:val="restart"/>
           </w:tcPr>
           <w:p>
             <w:pPr>
@@ -11946,10 +12380,11 @@
             <w:r>
               <w:rPr>
                 <w:rFonts w:ascii="Times New Roman" w:hAnsi="Times New Roman" w:eastAsia="Times New Roman" w:cs="Times New Roman"/>
-                <w:b w:val="0"/>
-                <w:i w:val="0"/>
-                <w:sz w:val="22"/>
-              </w:rPr>
+                <w:b/>
+                <w:i w:val="0"/>
+                <w:sz w:val="22"/>
+              </w:rPr>
+              <w:t>Fividianana fitaovana ho an’ny mpampianatra</w:t>
             </w:r>
           </w:p>
         </w:tc>
@@ -11982,7 +12417,7 @@
                 <w:i w:val="0"/>
                 <w:sz w:val="22"/>
               </w:rPr>
-              <w:t>Registre d’appel GM</w:t>
+              <w:t>Blanco pen</w:t>
             </w:r>
           </w:p>
         </w:tc>
@@ -12015,7 +12450,7 @@
                 <w:i w:val="0"/>
                 <w:sz w:val="22"/>
               </w:rPr>
-              <w:t>7</w:t>
+              <w:t>6</w:t>
             </w:r>
           </w:p>
         </w:tc>
@@ -12048,7 +12483,7 @@
                 <w:i w:val="0"/>
                 <w:sz w:val="22"/>
               </w:rPr>
-              <w:t>3500</w:t>
+              <w:t>2000</w:t>
             </w:r>
           </w:p>
         </w:tc>
@@ -12081,7 +12516,7 @@
                 <w:i w:val="0"/>
                 <w:sz w:val="22"/>
               </w:rPr>
-              <w:t>24 500</w:t>
+              <w:t>12 000</w:t>
             </w:r>
           </w:p>
         </w:tc>
@@ -12101,8 +12536,37 @@
               <w:bottom w:val="single" w:sz="4" w:space="0" w:color="000000"/>
               <w:right w:val="single" w:sz="4" w:space="0" w:color="000000"/>
             </w:tcBorders>
-            <w:vMerge/>
-          </w:tcPr>
+            <w:vMerge w:val="restart"/>
+          </w:tcPr>
+          <w:p>
+            <w:pPr>
+              <w:spacing w:before="0" w:after="0" w:line="240" w:lineRule="auto"/>
+              <w:jc w:val="center"/>
+            </w:pPr>
+            <w:r>
+              <w:rPr>
+                <w:rFonts w:ascii="Times New Roman" w:hAnsi="Times New Roman" w:eastAsia="Times New Roman" w:cs="Times New Roman"/>
+                <w:b w:val="0"/>
+                <w:i w:val="0"/>
+                <w:sz w:val="22"/>
+              </w:rPr>
+              <w:t>FCE</w:t>
+            </w:r>
+          </w:p>
+          <w:p>
+            <w:pPr>
+              <w:spacing w:before="0" w:after="0" w:line="240" w:lineRule="auto"/>
+              <w:jc w:val="center"/>
+            </w:pPr>
+            <w:r>
+              <w:rPr>
+                <w:rFonts w:ascii="Times New Roman" w:hAnsi="Times New Roman" w:eastAsia="Times New Roman" w:cs="Times New Roman"/>
+                <w:b w:val="0"/>
+                <w:i w:val="0"/>
+                <w:sz w:val="22"/>
+              </w:rPr>
+            </w:r>
+          </w:p>
           <w:p>
             <w:pPr>
               <w:spacing w:before="0" w:after="0" w:line="240" w:lineRule="auto"/>
@@ -12115,7 +12579,7 @@
                 <w:i/>
                 <w:sz w:val="22"/>
               </w:rPr>
-              <w:t>ST : 471 500</w:t>
+              <w:t>ST : 110 200</w:t>
             </w:r>
           </w:p>
         </w:tc>
@@ -12182,7 +12646,7 @@
                 <w:i w:val="0"/>
                 <w:sz w:val="22"/>
               </w:rPr>
-              <w:t>44</w:t>
+              <w:t>45</w:t>
             </w:r>
           </w:p>
         </w:tc>
@@ -12202,7 +12666,7 @@
               <w:bottom w:val="single" w:sz="4" w:space="0" w:color="000000"/>
               <w:right w:val="single" w:sz="4" w:space="0" w:color="000000"/>
             </w:tcBorders>
-            <w:vMerge w:val="restart"/>
+            <w:vMerge/>
           </w:tcPr>
           <w:p>
             <w:pPr>
@@ -12212,11 +12676,10 @@
             <w:r>
               <w:rPr>
                 <w:rFonts w:ascii="Times New Roman" w:hAnsi="Times New Roman" w:eastAsia="Times New Roman" w:cs="Times New Roman"/>
-                <w:b/>
-                <w:i w:val="0"/>
-                <w:sz w:val="22"/>
-              </w:rPr>
-              <w:t>Fividianana fitaovana ho an’ny mpampianatra</w:t>
+                <w:b w:val="0"/>
+                <w:i w:val="0"/>
+                <w:sz w:val="22"/>
+              </w:rPr>
             </w:r>
           </w:p>
         </w:tc>
@@ -12249,7 +12712,7 @@
                 <w:i w:val="0"/>
                 <w:sz w:val="22"/>
               </w:rPr>
-              <w:t>Blanco pen</w:t>
+              <w:t>Cahier de transmission</w:t>
             </w:r>
           </w:p>
         </w:tc>
@@ -12282,7 +12745,7 @@
                 <w:i w:val="0"/>
                 <w:sz w:val="22"/>
               </w:rPr>
-              <w:t>6</w:t>
+              <w:t>1</w:t>
             </w:r>
           </w:p>
         </w:tc>
@@ -12315,7 +12778,7 @@
                 <w:i w:val="0"/>
                 <w:sz w:val="22"/>
               </w:rPr>
-              <w:t>2000</w:t>
+              <w:t>11000</w:t>
             </w:r>
           </w:p>
         </w:tc>
@@ -12348,7 +12811,7 @@
                 <w:i w:val="0"/>
                 <w:sz w:val="22"/>
               </w:rPr>
-              <w:t>12 000</w:t>
+              <w:t>11 000</w:t>
             </w:r>
           </w:p>
         </w:tc>
@@ -12368,7 +12831,7 @@
               <w:bottom w:val="single" w:sz="4" w:space="0" w:color="000000"/>
               <w:right w:val="single" w:sz="4" w:space="0" w:color="000000"/>
             </w:tcBorders>
-            <w:vMerge w:val="restart"/>
+            <w:vMerge/>
           </w:tcPr>
           <w:p>
             <w:pPr>
@@ -12382,7 +12845,6 @@
                 <w:i w:val="0"/>
                 <w:sz w:val="22"/>
               </w:rPr>
-              <w:t>FCE</w:t>
             </w:r>
           </w:p>
         </w:tc>
@@ -12449,7 +12911,7 @@
                 <w:i w:val="0"/>
                 <w:sz w:val="22"/>
               </w:rPr>
-              <w:t>45</w:t>
+              <w:t>46</w:t>
             </w:r>
           </w:p>
         </w:tc>
@@ -12515,7 +12977,7 @@
                 <w:i w:val="0"/>
                 <w:sz w:val="22"/>
               </w:rPr>
-              <w:t>Cahier de transmission</w:t>
+              <w:t>Cahier de départ</w:t>
             </w:r>
           </w:p>
         </w:tc>
@@ -12581,7 +13043,7 @@
                 <w:i w:val="0"/>
                 <w:sz w:val="22"/>
               </w:rPr>
-              <w:t>11000</w:t>
+              <w:t>8000</w:t>
             </w:r>
           </w:p>
         </w:tc>
@@ -12614,7 +13076,7 @@
                 <w:i w:val="0"/>
                 <w:sz w:val="22"/>
               </w:rPr>
-              <w:t>11 000</w:t>
+              <w:t>8 000</w:t>
             </w:r>
           </w:p>
         </w:tc>
@@ -12714,7 +13176,7 @@
                 <w:i w:val="0"/>
                 <w:sz w:val="22"/>
               </w:rPr>
-              <w:t>46</w:t>
+              <w:t>47</w:t>
             </w:r>
           </w:p>
         </w:tc>
@@ -12780,7 +13242,7 @@
                 <w:i w:val="0"/>
                 <w:sz w:val="22"/>
               </w:rPr>
-              <w:t>Cahier de départ</w:t>
+              <w:t>Cahier d’arrivée</w:t>
             </w:r>
           </w:p>
         </w:tc>
@@ -12979,7 +13441,7 @@
                 <w:i w:val="0"/>
                 <w:sz w:val="22"/>
               </w:rPr>
-              <w:t>47</w:t>
+              <w:t>48</w:t>
             </w:r>
           </w:p>
         </w:tc>
@@ -13045,7 +13507,7 @@
                 <w:i w:val="0"/>
                 <w:sz w:val="22"/>
               </w:rPr>
-              <w:t>Cahier d’arrivée</w:t>
+              <w:t>Décamètre à 20 m</w:t>
             </w:r>
           </w:p>
         </w:tc>
@@ -13111,7 +13573,7 @@
                 <w:i w:val="0"/>
                 <w:sz w:val="22"/>
               </w:rPr>
-              <w:t>8000</w:t>
+              <w:t>18000</w:t>
             </w:r>
           </w:p>
         </w:tc>
@@ -13144,7 +13606,7 @@
                 <w:i w:val="0"/>
                 <w:sz w:val="22"/>
               </w:rPr>
-              <w:t>8 000</w:t>
+              <w:t>18 000</w:t>
             </w:r>
           </w:p>
         </w:tc>
@@ -13244,7 +13706,7 @@
                 <w:i w:val="0"/>
                 <w:sz w:val="22"/>
               </w:rPr>
-              <w:t>48</w:t>
+              <w:t>49</w:t>
             </w:r>
           </w:p>
         </w:tc>
@@ -13310,7 +13772,7 @@
                 <w:i w:val="0"/>
                 <w:sz w:val="22"/>
               </w:rPr>
-              <w:t>Décamètre à 20 m</w:t>
+              <w:t>Masking Tape</w:t>
             </w:r>
           </w:p>
         </w:tc>
@@ -13343,7 +13805,7 @@
                 <w:i w:val="0"/>
                 <w:sz w:val="22"/>
               </w:rPr>
-              <w:t>1</w:t>
+              <w:t>6</w:t>
             </w:r>
           </w:p>
         </w:tc>
@@ -13376,7 +13838,7 @@
                 <w:i w:val="0"/>
                 <w:sz w:val="22"/>
               </w:rPr>
-              <w:t>18000</w:t>
+              <w:t>3000</w:t>
             </w:r>
           </w:p>
         </w:tc>
@@ -13509,7 +13971,7 @@
                 <w:i w:val="0"/>
                 <w:sz w:val="22"/>
               </w:rPr>
-              <w:t>49</w:t>
+              <w:t>50</w:t>
             </w:r>
           </w:p>
         </w:tc>
@@ -13575,7 +14037,7 @@
                 <w:i w:val="0"/>
                 <w:sz w:val="22"/>
               </w:rPr>
-              <w:t>Masking Tape</w:t>
+              <w:t>Nappe de table</w:t>
             </w:r>
           </w:p>
         </w:tc>
@@ -13608,7 +14070,7 @@
                 <w:i w:val="0"/>
                 <w:sz w:val="22"/>
               </w:rPr>
-              <w:t>6</w:t>
+              <w:t>1</w:t>
             </w:r>
           </w:p>
         </w:tc>
@@ -13641,7 +14103,7 @@
                 <w:i w:val="0"/>
                 <w:sz w:val="22"/>
               </w:rPr>
-              <w:t>3000</w:t>
+              <w:t>9000</w:t>
             </w:r>
           </w:p>
         </w:tc>
@@ -13674,7 +14136,7 @@
                 <w:i w:val="0"/>
                 <w:sz w:val="22"/>
               </w:rPr>
-              <w:t>18 000</w:t>
+              <w:t>9 000</w:t>
             </w:r>
           </w:p>
         </w:tc>
@@ -13774,7 +14236,7 @@
                 <w:i w:val="0"/>
                 <w:sz w:val="22"/>
               </w:rPr>
-              <w:t>50</w:t>
+              <w:t>51</w:t>
             </w:r>
           </w:p>
         </w:tc>
@@ -13840,7 +14302,7 @@
                 <w:i w:val="0"/>
                 <w:sz w:val="22"/>
               </w:rPr>
-              <w:t>Nappe de table</w:t>
+              <w:t>Papier Velin ram</w:t>
             </w:r>
           </w:p>
         </w:tc>
@@ -13906,7 +14368,7 @@
                 <w:i w:val="0"/>
                 <w:sz w:val="22"/>
               </w:rPr>
-              <w:t>9000</w:t>
+              <w:t>25000</w:t>
             </w:r>
           </w:p>
         </w:tc>
@@ -13939,7 +14401,7 @@
                 <w:i w:val="0"/>
                 <w:sz w:val="22"/>
               </w:rPr>
-              <w:t>9 000</w:t>
+              <w:t>25 000</w:t>
             </w:r>
           </w:p>
         </w:tc>
@@ -14039,7 +14501,7 @@
                 <w:i w:val="0"/>
                 <w:sz w:val="22"/>
               </w:rPr>
-              <w:t>51</w:t>
+              <w:t>52</w:t>
             </w:r>
           </w:p>
         </w:tc>
@@ -14105,7 +14567,7 @@
                 <w:i w:val="0"/>
                 <w:sz w:val="22"/>
               </w:rPr>
-              <w:t>Papier Velin ram</w:t>
+              <w:t>Enveloppe blanc PM</w:t>
             </w:r>
           </w:p>
         </w:tc>
@@ -14138,7 +14600,7 @@
                 <w:i w:val="0"/>
                 <w:sz w:val="22"/>
               </w:rPr>
-              <w:t>1</w:t>
+              <w:t>12</w:t>
             </w:r>
           </w:p>
         </w:tc>
@@ -14171,7 +14633,7 @@
                 <w:i w:val="0"/>
                 <w:sz w:val="22"/>
               </w:rPr>
-              <w:t>25000</w:t>
+              <w:t>100</w:t>
             </w:r>
           </w:p>
         </w:tc>
@@ -14204,7 +14666,7 @@
                 <w:i w:val="0"/>
                 <w:sz w:val="22"/>
               </w:rPr>
-              <w:t>25 000</w:t>
+              <w:t>1 200</w:t>
             </w:r>
           </w:p>
         </w:tc>
@@ -14304,7 +14766,7 @@
                 <w:i w:val="0"/>
                 <w:sz w:val="22"/>
               </w:rPr>
-              <w:t>52</w:t>
+              <w:t>53</w:t>
             </w:r>
           </w:p>
         </w:tc>
@@ -14324,7 +14786,6 @@
               <w:bottom w:val="single" w:sz="4" w:space="0" w:color="000000"/>
               <w:right w:val="single" w:sz="4" w:space="0" w:color="000000"/>
             </w:tcBorders>
-            <w:vMerge/>
           </w:tcPr>
           <w:p>
             <w:pPr>
@@ -14334,10 +14795,11 @@
             <w:r>
               <w:rPr>
                 <w:rFonts w:ascii="Times New Roman" w:hAnsi="Times New Roman" w:eastAsia="Times New Roman" w:cs="Times New Roman"/>
-                <w:b w:val="0"/>
-                <w:i w:val="0"/>
-                <w:sz w:val="22"/>
-              </w:rPr>
+                <w:b/>
+                <w:i w:val="0"/>
+                <w:sz w:val="22"/>
+              </w:rPr>
+              <w:t>Fividianana fitaovana ho an’ny mpampianatra</w:t>
             </w:r>
           </w:p>
         </w:tc>
@@ -14370,7 +14832,7 @@
                 <w:i w:val="0"/>
                 <w:sz w:val="22"/>
               </w:rPr>
-              <w:t>Enveloppe blanc PM</w:t>
+              <w:t>Programme d’études complet (6 sections, préscolaire inclus)</w:t>
             </w:r>
           </w:p>
         </w:tc>
@@ -14403,7 +14865,7 @@
                 <w:i w:val="0"/>
                 <w:sz w:val="22"/>
               </w:rPr>
-              <w:t>12</w:t>
+              <w:t>1</w:t>
             </w:r>
           </w:p>
         </w:tc>
@@ -14436,7 +14898,7 @@
                 <w:i w:val="0"/>
                 <w:sz w:val="22"/>
               </w:rPr>
-              <w:t>100</w:t>
+              <w:t>100000</w:t>
             </w:r>
           </w:p>
         </w:tc>
@@ -14469,7 +14931,7 @@
                 <w:i w:val="0"/>
                 <w:sz w:val="22"/>
               </w:rPr>
-              <w:t>1 200</w:t>
+              <w:t>100 000</w:t>
             </w:r>
           </w:p>
         </w:tc>
@@ -14489,8 +14951,36 @@
               <w:bottom w:val="single" w:sz="4" w:space="0" w:color="000000"/>
               <w:right w:val="single" w:sz="4" w:space="0" w:color="000000"/>
             </w:tcBorders>
-            <w:vMerge/>
-          </w:tcPr>
+          </w:tcPr>
+          <w:p>
+            <w:pPr>
+              <w:spacing w:before="0" w:after="0" w:line="240" w:lineRule="auto"/>
+              <w:jc w:val="center"/>
+            </w:pPr>
+            <w:r>
+              <w:rPr>
+                <w:rFonts w:ascii="Times New Roman" w:hAnsi="Times New Roman" w:eastAsia="Times New Roman" w:cs="Times New Roman"/>
+                <w:b w:val="0"/>
+                <w:i w:val="0"/>
+                <w:sz w:val="22"/>
+              </w:rPr>
+              <w:t>VOI</w:t>
+            </w:r>
+          </w:p>
+          <w:p>
+            <w:pPr>
+              <w:spacing w:before="0" w:after="0" w:line="240" w:lineRule="auto"/>
+              <w:jc w:val="center"/>
+            </w:pPr>
+            <w:r>
+              <w:rPr>
+                <w:rFonts w:ascii="Times New Roman" w:hAnsi="Times New Roman" w:eastAsia="Times New Roman" w:cs="Times New Roman"/>
+                <w:b w:val="0"/>
+                <w:i w:val="0"/>
+                <w:sz w:val="22"/>
+              </w:rPr>
+            </w:r>
+          </w:p>
           <w:p>
             <w:pPr>
               <w:spacing w:before="0" w:after="0" w:line="240" w:lineRule="auto"/>
@@ -14503,7 +14993,7 @@
                 <w:i/>
                 <w:sz w:val="22"/>
               </w:rPr>
-              <w:t>ST : 110 200</w:t>
+              <w:t>ST : 100 000</w:t>
             </w:r>
           </w:p>
         </w:tc>
@@ -14570,7 +15060,7 @@
                 <w:i w:val="0"/>
                 <w:sz w:val="22"/>
               </w:rPr>
-              <w:t>53</w:t>
+              <w:t>54</w:t>
             </w:r>
           </w:p>
         </w:tc>
@@ -14603,7 +15093,7 @@
                 <w:i w:val="0"/>
                 <w:sz w:val="22"/>
               </w:rPr>
-              <w:t>Fividianana fitaovana ho an’ny mpampianatra</w:t>
+              <w:t>Fandraisana mpampianatra</w:t>
             </w:r>
           </w:p>
         </w:tc>
@@ -14636,7 +15126,7 @@
                 <w:i w:val="0"/>
                 <w:sz w:val="22"/>
               </w:rPr>
-              <w:t>Programme d’études complet (6 sections, préscolaire inclus)</w:t>
+              <w:t>Karamana mpampianatra</w:t>
             </w:r>
           </w:p>
         </w:tc>
@@ -14669,7 +15159,7 @@
                 <w:i w:val="0"/>
                 <w:sz w:val="22"/>
               </w:rPr>
-              <w:t>1</w:t>
+              <w:t>4</w:t>
             </w:r>
           </w:p>
         </w:tc>
@@ -14702,7 +15192,7 @@
                 <w:i w:val="0"/>
                 <w:sz w:val="22"/>
               </w:rPr>
-              <w:t>100000</w:t>
+              <w:t>1250000</w:t>
             </w:r>
           </w:p>
         </w:tc>
@@ -14735,7 +15225,7 @@
                 <w:i w:val="0"/>
                 <w:sz w:val="22"/>
               </w:rPr>
-              <w:t>100 000</w:t>
+              <w:t>5 000 000</w:t>
             </w:r>
           </w:p>
         </w:tc>
@@ -14769,6 +15259,20 @@
                 <w:sz w:val="22"/>
               </w:rPr>
               <w:t>VOI</w:t>
+            </w:r>
+          </w:p>
+          <w:p>
+            <w:pPr>
+              <w:spacing w:before="0" w:after="0" w:line="240" w:lineRule="auto"/>
+              <w:jc w:val="center"/>
+            </w:pPr>
+            <w:r>
+              <w:rPr>
+                <w:rFonts w:ascii="Times New Roman" w:hAnsi="Times New Roman" w:eastAsia="Times New Roman" w:cs="Times New Roman"/>
+                <w:b w:val="0"/>
+                <w:i w:val="0"/>
+                <w:sz w:val="22"/>
+              </w:rPr>
             </w:r>
           </w:p>
           <w:p>
@@ -14783,7 +15287,7 @@
                 <w:i/>
                 <w:sz w:val="22"/>
               </w:rPr>
-              <w:t>ST : 100 000</w:t>
+              <w:t>ST : 5 000 000</w:t>
             </w:r>
           </w:p>
         </w:tc>
@@ -14850,7 +15354,7 @@
                 <w:i w:val="0"/>
                 <w:sz w:val="22"/>
               </w:rPr>
-              <w:t>54</w:t>
+              <w:t>55</w:t>
             </w:r>
           </w:p>
         </w:tc>
@@ -14870,6 +15374,7 @@
               <w:bottom w:val="single" w:sz="4" w:space="0" w:color="000000"/>
               <w:right w:val="single" w:sz="4" w:space="0" w:color="000000"/>
             </w:tcBorders>
+            <w:vMerge w:val="restart"/>
           </w:tcPr>
           <w:p>
             <w:pPr>
@@ -14883,7 +15388,7 @@
                 <w:i w:val="0"/>
                 <w:sz w:val="22"/>
               </w:rPr>
-              <w:t>Fandraisana mpampianatra</w:t>
+              <w:t>Famonjena JP / Sports / Hetsika vokatra</w:t>
             </w:r>
           </w:p>
         </w:tc>
@@ -14916,7 +15421,7 @@
                 <w:i w:val="0"/>
                 <w:sz w:val="22"/>
               </w:rPr>
-              <w:t>Karamana mpampianatra</w:t>
+              <w:t>Journées Pédagogique</w:t>
             </w:r>
           </w:p>
         </w:tc>
@@ -14949,7 +15454,7 @@
                 <w:i w:val="0"/>
                 <w:sz w:val="22"/>
               </w:rPr>
-              <w:t>4</w:t>
+              <w:t>5</w:t>
             </w:r>
           </w:p>
         </w:tc>
@@ -14982,7 +15487,7 @@
                 <w:i w:val="0"/>
                 <w:sz w:val="22"/>
               </w:rPr>
-              <w:t>1250000</w:t>
+              <w:t>72000</w:t>
             </w:r>
           </w:p>
         </w:tc>
@@ -15015,7 +15520,7 @@
                 <w:i w:val="0"/>
                 <w:sz w:val="22"/>
               </w:rPr>
-              <w:t>5 000 000</w:t>
+              <w:t>360 000</w:t>
             </w:r>
           </w:p>
         </w:tc>
@@ -15035,6 +15540,7 @@
               <w:bottom w:val="single" w:sz="4" w:space="0" w:color="000000"/>
               <w:right w:val="single" w:sz="4" w:space="0" w:color="000000"/>
             </w:tcBorders>
+            <w:vMerge w:val="restart"/>
           </w:tcPr>
           <w:p>
             <w:pPr>
@@ -15049,6 +15555,20 @@
                 <w:sz w:val="22"/>
               </w:rPr>
               <w:t>VOI</w:t>
+            </w:r>
+          </w:p>
+          <w:p>
+            <w:pPr>
+              <w:spacing w:before="0" w:after="0" w:line="240" w:lineRule="auto"/>
+              <w:jc w:val="center"/>
+            </w:pPr>
+            <w:r>
+              <w:rPr>
+                <w:rFonts w:ascii="Times New Roman" w:hAnsi="Times New Roman" w:eastAsia="Times New Roman" w:cs="Times New Roman"/>
+                <w:b w:val="0"/>
+                <w:i w:val="0"/>
+                <w:sz w:val="22"/>
+              </w:rPr>
             </w:r>
           </w:p>
           <w:p>
@@ -15063,7 +15583,7 @@
                 <w:i/>
                 <w:sz w:val="22"/>
               </w:rPr>
-              <w:t>ST : 5 000 000</w:t>
+              <w:t>ST : 680 000</w:t>
             </w:r>
           </w:p>
         </w:tc>
@@ -15130,7 +15650,7 @@
                 <w:i w:val="0"/>
                 <w:sz w:val="22"/>
               </w:rPr>
-              <w:t>55</w:t>
+              <w:t>56</w:t>
             </w:r>
           </w:p>
         </w:tc>
@@ -15150,7 +15670,7 @@
               <w:bottom w:val="single" w:sz="4" w:space="0" w:color="000000"/>
               <w:right w:val="single" w:sz="4" w:space="0" w:color="000000"/>
             </w:tcBorders>
-            <w:vMerge w:val="restart"/>
+            <w:vMerge/>
           </w:tcPr>
           <w:p>
             <w:pPr>
@@ -15160,11 +15680,10 @@
             <w:r>
               <w:rPr>
                 <w:rFonts w:ascii="Times New Roman" w:hAnsi="Times New Roman" w:eastAsia="Times New Roman" w:cs="Times New Roman"/>
-                <w:b/>
-                <w:i w:val="0"/>
-                <w:sz w:val="22"/>
-              </w:rPr>
-              <w:t>Famonjena JP / Sports / Hetsika vokatra</w:t>
+                <w:b w:val="0"/>
+                <w:i w:val="0"/>
+                <w:sz w:val="22"/>
+              </w:rPr>
             </w:r>
           </w:p>
         </w:tc>
@@ -15197,7 +15716,7 @@
                 <w:i w:val="0"/>
                 <w:sz w:val="22"/>
               </w:rPr>
-              <w:t>Journées Pédagogique</w:t>
+              <w:t>Sports scolaires</w:t>
             </w:r>
           </w:p>
         </w:tc>
@@ -15263,7 +15782,7 @@
                 <w:i w:val="0"/>
                 <w:sz w:val="22"/>
               </w:rPr>
-              <w:t>72000</w:t>
+              <w:t>50000</w:t>
             </w:r>
           </w:p>
         </w:tc>
@@ -15296,7 +15815,7 @@
                 <w:i w:val="0"/>
                 <w:sz w:val="22"/>
               </w:rPr>
-              <w:t>360 000</w:t>
+              <w:t>250 000</w:t>
             </w:r>
           </w:p>
         </w:tc>
@@ -15316,7 +15835,7 @@
               <w:bottom w:val="single" w:sz="4" w:space="0" w:color="000000"/>
               <w:right w:val="single" w:sz="4" w:space="0" w:color="000000"/>
             </w:tcBorders>
-            <w:vMerge w:val="restart"/>
+            <w:vMerge/>
           </w:tcPr>
           <w:p>
             <w:pPr>
@@ -15330,7 +15849,6 @@
                 <w:i w:val="0"/>
                 <w:sz w:val="22"/>
               </w:rPr>
-              <w:t>VOI</w:t>
             </w:r>
           </w:p>
         </w:tc>
@@ -15397,7 +15915,7 @@
                 <w:i w:val="0"/>
                 <w:sz w:val="22"/>
               </w:rPr>
-              <w:t>56</w:t>
+              <w:t>57</w:t>
             </w:r>
           </w:p>
         </w:tc>
@@ -15463,7 +15981,7 @@
                 <w:i w:val="0"/>
                 <w:sz w:val="22"/>
               </w:rPr>
-              <w:t>Sports scolaires</w:t>
+              <w:t>Hetsika « vokatra »</w:t>
             </w:r>
           </w:p>
         </w:tc>
@@ -15496,7 +16014,7 @@
                 <w:i w:val="0"/>
                 <w:sz w:val="22"/>
               </w:rPr>
-              <w:t>5</w:t>
+              <w:t>2</w:t>
             </w:r>
           </w:p>
         </w:tc>
@@ -15529,7 +16047,7 @@
                 <w:i w:val="0"/>
                 <w:sz w:val="22"/>
               </w:rPr>
-              <w:t>50000</w:t>
+              <w:t>35000</w:t>
             </w:r>
           </w:p>
         </w:tc>
@@ -15562,7 +16080,7 @@
                 <w:i w:val="0"/>
                 <w:sz w:val="22"/>
               </w:rPr>
-              <w:t>250 000</w:t>
+              <w:t>70 000</w:t>
             </w:r>
           </w:p>
         </w:tc>
@@ -15662,7 +16180,7 @@
                 <w:i w:val="0"/>
                 <w:sz w:val="22"/>
               </w:rPr>
-              <w:t>57</w:t>
+              <w:t>58</w:t>
             </w:r>
           </w:p>
         </w:tc>
@@ -15682,7 +16200,7 @@
               <w:bottom w:val="single" w:sz="4" w:space="0" w:color="000000"/>
               <w:right w:val="single" w:sz="4" w:space="0" w:color="000000"/>
             </w:tcBorders>
-            <w:vMerge/>
+            <w:vMerge w:val="restart"/>
           </w:tcPr>
           <w:p>
             <w:pPr>
@@ -15692,10 +16210,11 @@
             <w:r>
               <w:rPr>
                 <w:rFonts w:ascii="Times New Roman" w:hAnsi="Times New Roman" w:eastAsia="Times New Roman" w:cs="Times New Roman"/>
-                <w:b w:val="0"/>
-                <w:i w:val="0"/>
-                <w:sz w:val="22"/>
-              </w:rPr>
+                <w:b/>
+                <w:i w:val="0"/>
+                <w:sz w:val="22"/>
+              </w:rPr>
+              <w:t>Fandoavana Pascoma sy Sports scolaire</w:t>
             </w:r>
           </w:p>
         </w:tc>
@@ -15728,7 +16247,7 @@
                 <w:i w:val="0"/>
                 <w:sz w:val="22"/>
               </w:rPr>
-              <w:t>Hetsika « vokatra »</w:t>
+              <w:t>Pascoma</w:t>
             </w:r>
           </w:p>
         </w:tc>
@@ -15761,7 +16280,7 @@
                 <w:i w:val="0"/>
                 <w:sz w:val="22"/>
               </w:rPr>
-              <w:t>2</w:t>
+              <w:t>140</w:t>
             </w:r>
           </w:p>
         </w:tc>
@@ -15794,7 +16313,7 @@
                 <w:i w:val="0"/>
                 <w:sz w:val="22"/>
               </w:rPr>
-              <w:t>35000</w:t>
+              <w:t>200</w:t>
             </w:r>
           </w:p>
         </w:tc>
@@ -15827,7 +16346,7 @@
                 <w:i w:val="0"/>
                 <w:sz w:val="22"/>
               </w:rPr>
-              <w:t>70 000</w:t>
+              <w:t>28 000</w:t>
             </w:r>
           </w:p>
         </w:tc>
@@ -15847,8 +16366,37 @@
               <w:bottom w:val="single" w:sz="4" w:space="0" w:color="000000"/>
               <w:right w:val="single" w:sz="4" w:space="0" w:color="000000"/>
             </w:tcBorders>
-            <w:vMerge/>
-          </w:tcPr>
+            <w:vMerge w:val="restart"/>
+          </w:tcPr>
+          <w:p>
+            <w:pPr>
+              <w:spacing w:before="0" w:after="0" w:line="240" w:lineRule="auto"/>
+              <w:jc w:val="center"/>
+            </w:pPr>
+            <w:r>
+              <w:rPr>
+                <w:rFonts w:ascii="Times New Roman" w:hAnsi="Times New Roman" w:eastAsia="Times New Roman" w:cs="Times New Roman"/>
+                <w:b w:val="0"/>
+                <w:i w:val="0"/>
+                <w:sz w:val="22"/>
+              </w:rPr>
+              <w:t>VOI / RPI</w:t>
+            </w:r>
+          </w:p>
+          <w:p>
+            <w:pPr>
+              <w:spacing w:before="0" w:after="0" w:line="240" w:lineRule="auto"/>
+              <w:jc w:val="center"/>
+            </w:pPr>
+            <w:r>
+              <w:rPr>
+                <w:rFonts w:ascii="Times New Roman" w:hAnsi="Times New Roman" w:eastAsia="Times New Roman" w:cs="Times New Roman"/>
+                <w:b w:val="0"/>
+                <w:i w:val="0"/>
+                <w:sz w:val="22"/>
+              </w:rPr>
+            </w:r>
+          </w:p>
           <w:p>
             <w:pPr>
               <w:spacing w:before="0" w:after="0" w:line="240" w:lineRule="auto"/>
@@ -15861,7 +16409,7 @@
                 <w:i/>
                 <w:sz w:val="22"/>
               </w:rPr>
-              <w:t>ST : 680 000</w:t>
+              <w:t>ST : 98 000</w:t>
             </w:r>
           </w:p>
         </w:tc>
@@ -15928,7 +16476,7 @@
                 <w:i w:val="0"/>
                 <w:sz w:val="22"/>
               </w:rPr>
-              <w:t>58</w:t>
+              <w:t>59</w:t>
             </w:r>
           </w:p>
         </w:tc>
@@ -15948,7 +16496,7 @@
               <w:bottom w:val="single" w:sz="4" w:space="0" w:color="000000"/>
               <w:right w:val="single" w:sz="4" w:space="0" w:color="000000"/>
             </w:tcBorders>
-            <w:vMerge w:val="restart"/>
+            <w:vMerge/>
           </w:tcPr>
           <w:p>
             <w:pPr>
@@ -15958,11 +16506,10 @@
             <w:r>
               <w:rPr>
                 <w:rFonts w:ascii="Times New Roman" w:hAnsi="Times New Roman" w:eastAsia="Times New Roman" w:cs="Times New Roman"/>
-                <w:b/>
-                <w:i w:val="0"/>
-                <w:sz w:val="22"/>
-              </w:rPr>
-              <w:t>Fandoavana Pascoma sy Sports scolaire</w:t>
+                <w:b w:val="0"/>
+                <w:i w:val="0"/>
+                <w:sz w:val="22"/>
+              </w:rPr>
             </w:r>
           </w:p>
         </w:tc>
@@ -15995,7 +16542,7 @@
                 <w:i w:val="0"/>
                 <w:sz w:val="22"/>
               </w:rPr>
-              <w:t>Pascoma</w:t>
+              <w:t>Sports scolaire</w:t>
             </w:r>
           </w:p>
         </w:tc>
@@ -16061,7 +16608,7 @@
                 <w:i w:val="0"/>
                 <w:sz w:val="22"/>
               </w:rPr>
-              <w:t>200</w:t>
+              <w:t>500</w:t>
             </w:r>
           </w:p>
         </w:tc>
@@ -16094,7 +16641,7 @@
                 <w:i w:val="0"/>
                 <w:sz w:val="22"/>
               </w:rPr>
-              <w:t>28 000</w:t>
+              <w:t>70 000</w:t>
             </w:r>
           </w:p>
         </w:tc>
@@ -16114,7 +16661,7 @@
               <w:bottom w:val="single" w:sz="4" w:space="0" w:color="000000"/>
               <w:right w:val="single" w:sz="4" w:space="0" w:color="000000"/>
             </w:tcBorders>
-            <w:vMerge w:val="restart"/>
+            <w:vMerge/>
           </w:tcPr>
           <w:p>
             <w:pPr>
@@ -16128,7 +16675,6 @@
                 <w:i w:val="0"/>
                 <w:sz w:val="22"/>
               </w:rPr>
-              <w:t>VOI / RPI</w:t>
             </w:r>
           </w:p>
         </w:tc>
@@ -16195,7 +16741,7 @@
                 <w:i w:val="0"/>
                 <w:sz w:val="22"/>
               </w:rPr>
-              <w:t>59</w:t>
+              <w:t>60</w:t>
             </w:r>
           </w:p>
         </w:tc>
@@ -16215,7 +16761,7 @@
               <w:bottom w:val="single" w:sz="4" w:space="0" w:color="000000"/>
               <w:right w:val="single" w:sz="4" w:space="0" w:color="000000"/>
             </w:tcBorders>
-            <w:vMerge/>
+            <w:vMerge w:val="restart"/>
           </w:tcPr>
           <w:p>
             <w:pPr>
@@ -16225,10 +16771,11 @@
             <w:r>
               <w:rPr>
                 <w:rFonts w:ascii="Times New Roman" w:hAnsi="Times New Roman" w:eastAsia="Times New Roman" w:cs="Times New Roman"/>
-                <w:b w:val="0"/>
-                <w:i w:val="0"/>
-                <w:sz w:val="22"/>
-              </w:rPr>
+                <w:b/>
+                <w:i w:val="0"/>
+                <w:sz w:val="22"/>
+              </w:rPr>
+              <w:t>Fampisakafoanana an-tsekoly</w:t>
             </w:r>
           </w:p>
         </w:tc>
@@ -16261,7 +16808,7 @@
                 <w:i w:val="0"/>
                 <w:sz w:val="22"/>
               </w:rPr>
-              <w:t>Sports scolaire</w:t>
+              <w:t>Mangahazo (totony)</w:t>
             </w:r>
           </w:p>
         </w:tc>
@@ -16294,7 +16841,7 @@
                 <w:i w:val="0"/>
                 <w:sz w:val="22"/>
               </w:rPr>
-              <w:t>140</w:t>
+              <w:t>60</w:t>
             </w:r>
           </w:p>
         </w:tc>
@@ -16327,7 +16874,7 @@
                 <w:i w:val="0"/>
                 <w:sz w:val="22"/>
               </w:rPr>
-              <w:t>500</w:t>
+              <w:t>1000</w:t>
             </w:r>
           </w:p>
         </w:tc>
@@ -16360,7 +16907,7 @@
                 <w:i w:val="0"/>
                 <w:sz w:val="22"/>
               </w:rPr>
-              <w:t>70 000</w:t>
+              <w:t>60 000</w:t>
             </w:r>
           </w:p>
         </w:tc>
@@ -16380,8 +16927,37 @@
               <w:bottom w:val="single" w:sz="4" w:space="0" w:color="000000"/>
               <w:right w:val="single" w:sz="4" w:space="0" w:color="000000"/>
             </w:tcBorders>
-            <w:vMerge/>
-          </w:tcPr>
+            <w:vMerge w:val="restart"/>
+          </w:tcPr>
+          <w:p>
+            <w:pPr>
+              <w:spacing w:before="0" w:after="0" w:line="240" w:lineRule="auto"/>
+              <w:jc w:val="center"/>
+            </w:pPr>
+            <w:r>
+              <w:rPr>
+                <w:rFonts w:ascii="Times New Roman" w:hAnsi="Times New Roman" w:eastAsia="Times New Roman" w:cs="Times New Roman"/>
+                <w:b w:val="0"/>
+                <w:i w:val="0"/>
+                <w:sz w:val="22"/>
+              </w:rPr>
+              <w:t>VOI</w:t>
+            </w:r>
+          </w:p>
+          <w:p>
+            <w:pPr>
+              <w:spacing w:before="0" w:after="0" w:line="240" w:lineRule="auto"/>
+              <w:jc w:val="center"/>
+            </w:pPr>
+            <w:r>
+              <w:rPr>
+                <w:rFonts w:ascii="Times New Roman" w:hAnsi="Times New Roman" w:eastAsia="Times New Roman" w:cs="Times New Roman"/>
+                <w:b w:val="0"/>
+                <w:i w:val="0"/>
+                <w:sz w:val="22"/>
+              </w:rPr>
+            </w:r>
+          </w:p>
           <w:p>
             <w:pPr>
               <w:spacing w:before="0" w:after="0" w:line="240" w:lineRule="auto"/>
@@ -16394,7 +16970,7 @@
                 <w:i/>
                 <w:sz w:val="22"/>
               </w:rPr>
-              <w:t>ST : 98 000</w:t>
+              <w:t>ST : 180 000</w:t>
             </w:r>
           </w:p>
         </w:tc>
@@ -16461,7 +17037,7 @@
                 <w:i w:val="0"/>
                 <w:sz w:val="22"/>
               </w:rPr>
-              <w:t>60</w:t>
+              <w:t>61</w:t>
             </w:r>
           </w:p>
         </w:tc>
@@ -16481,7 +17057,7 @@
               <w:bottom w:val="single" w:sz="4" w:space="0" w:color="000000"/>
               <w:right w:val="single" w:sz="4" w:space="0" w:color="000000"/>
             </w:tcBorders>
-            <w:vMerge w:val="restart"/>
+            <w:vMerge/>
           </w:tcPr>
           <w:p>
             <w:pPr>
@@ -16491,11 +17067,10 @@
             <w:r>
               <w:rPr>
                 <w:rFonts w:ascii="Times New Roman" w:hAnsi="Times New Roman" w:eastAsia="Times New Roman" w:cs="Times New Roman"/>
-                <w:b/>
-                <w:i w:val="0"/>
-                <w:sz w:val="22"/>
-              </w:rPr>
-              <w:t>Fampisakafoanana an-tsekoly</w:t>
+                <w:b w:val="0"/>
+                <w:i w:val="0"/>
+                <w:sz w:val="22"/>
+              </w:rPr>
             </w:r>
           </w:p>
         </w:tc>
@@ -16528,7 +17103,7 @@
                 <w:i w:val="0"/>
                 <w:sz w:val="22"/>
               </w:rPr>
-              <w:t>Mangahazo (totony)</w:t>
+              <w:t>Siramamy (kg)</w:t>
             </w:r>
           </w:p>
         </w:tc>
@@ -16561,7 +17136,7 @@
                 <w:i w:val="0"/>
                 <w:sz w:val="22"/>
               </w:rPr>
-              <w:t>60</w:t>
+              <w:t>20</w:t>
             </w:r>
           </w:p>
         </w:tc>
@@ -16594,7 +17169,7 @@
                 <w:i w:val="0"/>
                 <w:sz w:val="22"/>
               </w:rPr>
-              <w:t>1000</w:t>
+              <w:t>6000</w:t>
             </w:r>
           </w:p>
         </w:tc>
@@ -16627,7 +17202,7 @@
                 <w:i w:val="0"/>
                 <w:sz w:val="22"/>
               </w:rPr>
-              <w:t>60 000</w:t>
+              <w:t>120 000</w:t>
             </w:r>
           </w:p>
         </w:tc>
@@ -16647,7 +17222,7 @@
               <w:bottom w:val="single" w:sz="4" w:space="0" w:color="000000"/>
               <w:right w:val="single" w:sz="4" w:space="0" w:color="000000"/>
             </w:tcBorders>
-            <w:vMerge w:val="restart"/>
+            <w:vMerge/>
           </w:tcPr>
           <w:p>
             <w:pPr>
@@ -16661,7 +17236,6 @@
                 <w:i w:val="0"/>
                 <w:sz w:val="22"/>
               </w:rPr>
-              <w:t>VOI</w:t>
             </w:r>
           </w:p>
         </w:tc>
@@ -16728,7 +17302,7 @@
                 <w:i w:val="0"/>
                 <w:sz w:val="22"/>
               </w:rPr>
-              <w:t>61</w:t>
+              <w:t>62</w:t>
             </w:r>
           </w:p>
         </w:tc>
@@ -16748,7 +17322,6 @@
               <w:bottom w:val="single" w:sz="4" w:space="0" w:color="000000"/>
               <w:right w:val="single" w:sz="4" w:space="0" w:color="000000"/>
             </w:tcBorders>
-            <w:vMerge/>
           </w:tcPr>
           <w:p>
             <w:pPr>
@@ -16758,10 +17331,11 @@
             <w:r>
               <w:rPr>
                 <w:rFonts w:ascii="Times New Roman" w:hAnsi="Times New Roman" w:eastAsia="Times New Roman" w:cs="Times New Roman"/>
-                <w:b w:val="0"/>
-                <w:i w:val="0"/>
-                <w:sz w:val="22"/>
-              </w:rPr>
+                <w:b/>
+                <w:i w:val="0"/>
+                <w:sz w:val="22"/>
+              </w:rPr>
+              <w:t>Fampitaovana ny birao</w:t>
             </w:r>
           </w:p>
         </w:tc>
@@ -16794,7 +17368,7 @@
                 <w:i w:val="0"/>
                 <w:sz w:val="22"/>
               </w:rPr>
-              <w:t>Siramamy (kg)</w:t>
+              <w:t>Gony 250 kg</w:t>
             </w:r>
           </w:p>
         </w:tc>
@@ -16827,7 +17401,7 @@
                 <w:i w:val="0"/>
                 <w:sz w:val="22"/>
               </w:rPr>
-              <w:t>20</w:t>
+              <w:t>1</w:t>
             </w:r>
           </w:p>
         </w:tc>
@@ -16860,7 +17434,7 @@
                 <w:i w:val="0"/>
                 <w:sz w:val="22"/>
               </w:rPr>
-              <w:t>6000</w:t>
+              <w:t>4000</w:t>
             </w:r>
           </w:p>
         </w:tc>
@@ -16893,7 +17467,7 @@
                 <w:i w:val="0"/>
                 <w:sz w:val="22"/>
               </w:rPr>
-              <w:t>120 000</w:t>
+              <w:t>4 000</w:t>
             </w:r>
           </w:p>
         </w:tc>
@@ -16913,8 +17487,36 @@
               <w:bottom w:val="single" w:sz="4" w:space="0" w:color="000000"/>
               <w:right w:val="single" w:sz="4" w:space="0" w:color="000000"/>
             </w:tcBorders>
-            <w:vMerge/>
-          </w:tcPr>
+          </w:tcPr>
+          <w:p>
+            <w:pPr>
+              <w:spacing w:before="0" w:after="0" w:line="240" w:lineRule="auto"/>
+              <w:jc w:val="center"/>
+            </w:pPr>
+            <w:r>
+              <w:rPr>
+                <w:rFonts w:ascii="Times New Roman" w:hAnsi="Times New Roman" w:eastAsia="Times New Roman" w:cs="Times New Roman"/>
+                <w:b w:val="0"/>
+                <w:i w:val="0"/>
+                <w:sz w:val="22"/>
+              </w:rPr>
+              <w:t>RPI (Etat)</w:t>
+            </w:r>
+          </w:p>
+          <w:p>
+            <w:pPr>
+              <w:spacing w:before="0" w:after="0" w:line="240" w:lineRule="auto"/>
+              <w:jc w:val="center"/>
+            </w:pPr>
+            <w:r>
+              <w:rPr>
+                <w:rFonts w:ascii="Times New Roman" w:hAnsi="Times New Roman" w:eastAsia="Times New Roman" w:cs="Times New Roman"/>
+                <w:b w:val="0"/>
+                <w:i w:val="0"/>
+                <w:sz w:val="22"/>
+              </w:rPr>
+            </w:r>
+          </w:p>
           <w:p>
             <w:pPr>
               <w:spacing w:before="0" w:after="0" w:line="240" w:lineRule="auto"/>
@@ -16927,7 +17529,7 @@
                 <w:i/>
                 <w:sz w:val="22"/>
               </w:rPr>
-              <w:t>ST : 180 000</w:t>
+              <w:t>ST : 4 000</w:t>
             </w:r>
           </w:p>
         </w:tc>
@@ -16994,7 +17596,7 @@
                 <w:i w:val="0"/>
                 <w:sz w:val="22"/>
               </w:rPr>
-              <w:t>62</w:t>
+              <w:t>63</w:t>
             </w:r>
           </w:p>
         </w:tc>
@@ -17027,7 +17629,7 @@
                 <w:i w:val="0"/>
                 <w:sz w:val="22"/>
               </w:rPr>
-              <w:t>Fampitaovana ny birao</w:t>
+              <w:t>Fampandehanana ny VFF</w:t>
             </w:r>
           </w:p>
         </w:tc>
@@ -17060,7 +17662,7 @@
                 <w:i w:val="0"/>
                 <w:sz w:val="22"/>
               </w:rPr>
-              <w:t>Gony 250 kg</w:t>
+              <w:t>Hetsika VFF</w:t>
             </w:r>
           </w:p>
         </w:tc>
@@ -17126,7 +17728,7 @@
                 <w:i w:val="0"/>
                 <w:sz w:val="22"/>
               </w:rPr>
-              <w:t>4000</w:t>
+              <w:t>50000</w:t>
             </w:r>
           </w:p>
         </w:tc>
@@ -17159,7 +17761,7 @@
                 <w:i w:val="0"/>
                 <w:sz w:val="22"/>
               </w:rPr>
-              <w:t>4 000</w:t>
+              <w:t>50 000</w:t>
             </w:r>
           </w:p>
         </w:tc>
@@ -17192,7 +17794,21 @@
                 <w:i w:val="0"/>
                 <w:sz w:val="22"/>
               </w:rPr>
-              <w:t>RPI (Etat)</w:t>
+              <w:t>VOI</w:t>
+            </w:r>
+          </w:p>
+          <w:p>
+            <w:pPr>
+              <w:spacing w:before="0" w:after="0" w:line="240" w:lineRule="auto"/>
+              <w:jc w:val="center"/>
+            </w:pPr>
+            <w:r>
+              <w:rPr>
+                <w:rFonts w:ascii="Times New Roman" w:hAnsi="Times New Roman" w:eastAsia="Times New Roman" w:cs="Times New Roman"/>
+                <w:b w:val="0"/>
+                <w:i w:val="0"/>
+                <w:sz w:val="22"/>
+              </w:rPr>
             </w:r>
           </w:p>
           <w:p>
@@ -17207,7 +17823,7 @@
                 <w:i/>
                 <w:sz w:val="22"/>
               </w:rPr>
-              <w:t>ST : 4 000</w:t>
+              <w:t>ST : 50 000</w:t>
             </w:r>
           </w:p>
         </w:tc>
@@ -17274,7 +17890,7 @@
                 <w:i w:val="0"/>
                 <w:sz w:val="22"/>
               </w:rPr>
-              <w:t>63</w:t>
+              <w:t>64</w:t>
             </w:r>
           </w:p>
         </w:tc>
@@ -17307,7 +17923,7 @@
                 <w:i w:val="0"/>
                 <w:sz w:val="22"/>
               </w:rPr>
-              <w:t>Fampandehanana ny VFF</w:t>
+              <w:t>Fivezivezen’ny mpiambana BM FEFFI</w:t>
             </w:r>
           </w:p>
         </w:tc>
@@ -17340,7 +17956,7 @@
                 <w:i w:val="0"/>
                 <w:sz w:val="22"/>
               </w:rPr>
-              <w:t>Hetsika VFF</w:t>
+              <w:t>Saran-dalana (FCE)</w:t>
             </w:r>
           </w:p>
         </w:tc>
@@ -17373,7 +17989,7 @@
                 <w:i w:val="0"/>
                 <w:sz w:val="22"/>
               </w:rPr>
-              <w:t>1</w:t>
+              <w:t>3</w:t>
             </w:r>
           </w:p>
         </w:tc>
@@ -17406,7 +18022,7 @@
                 <w:i w:val="0"/>
                 <w:sz w:val="22"/>
               </w:rPr>
-              <w:t>50000</w:t>
+              <w:t>20000</w:t>
             </w:r>
           </w:p>
         </w:tc>
@@ -17439,7 +18055,7 @@
                 <w:i w:val="0"/>
                 <w:sz w:val="22"/>
               </w:rPr>
-              <w:t>50 000</w:t>
+              <w:t>60 000</w:t>
             </w:r>
           </w:p>
         </w:tc>
@@ -17472,7 +18088,21 @@
                 <w:i w:val="0"/>
                 <w:sz w:val="22"/>
               </w:rPr>
-              <w:t>VOI</w:t>
+              <w:t>FCE</w:t>
+            </w:r>
+          </w:p>
+          <w:p>
+            <w:pPr>
+              <w:spacing w:before="0" w:after="0" w:line="240" w:lineRule="auto"/>
+              <w:jc w:val="center"/>
+            </w:pPr>
+            <w:r>
+              <w:rPr>
+                <w:rFonts w:ascii="Times New Roman" w:hAnsi="Times New Roman" w:eastAsia="Times New Roman" w:cs="Times New Roman"/>
+                <w:b w:val="0"/>
+                <w:i w:val="0"/>
+                <w:sz w:val="22"/>
+              </w:rPr>
             </w:r>
           </w:p>
           <w:p>
@@ -17487,7 +18117,7 @@
                 <w:i/>
                 <w:sz w:val="22"/>
               </w:rPr>
-              <w:t>ST : 50 000</w:t>
+              <w:t>ST : 60 000</w:t>
             </w:r>
           </w:p>
         </w:tc>
@@ -17554,7 +18184,7 @@
                 <w:i w:val="0"/>
                 <w:sz w:val="22"/>
               </w:rPr>
-              <w:t>64</w:t>
+              <w:t>65</w:t>
             </w:r>
           </w:p>
         </w:tc>
@@ -17574,7 +18204,6 @@
               <w:bottom w:val="single" w:sz="4" w:space="0" w:color="000000"/>
               <w:right w:val="single" w:sz="4" w:space="0" w:color="000000"/>
             </w:tcBorders>
-            <w:vMerge w:val="restart"/>
           </w:tcPr>
           <w:p>
             <w:pPr>
@@ -17621,7 +18250,7 @@
                 <w:i w:val="0"/>
                 <w:sz w:val="22"/>
               </w:rPr>
-              <w:t>Saran-dalana (FCE)</w:t>
+              <w:t>Saran-dalana (RPI)</w:t>
             </w:r>
           </w:p>
         </w:tc>
@@ -17687,7 +18316,7 @@
                 <w:i w:val="0"/>
                 <w:sz w:val="22"/>
               </w:rPr>
-              <w:t>20000</w:t>
+              <w:t>30000</w:t>
             </w:r>
           </w:p>
         </w:tc>
@@ -17720,7 +18349,7 @@
                 <w:i w:val="0"/>
                 <w:sz w:val="22"/>
               </w:rPr>
-              <w:t>60 000</w:t>
+              <w:t>90 000</w:t>
             </w:r>
           </w:p>
         </w:tc>
@@ -17740,7 +18369,6 @@
               <w:bottom w:val="single" w:sz="4" w:space="0" w:color="000000"/>
               <w:right w:val="single" w:sz="4" w:space="0" w:color="000000"/>
             </w:tcBorders>
-            <w:vMerge w:val="restart"/>
           </w:tcPr>
           <w:p>
             <w:pPr>
@@ -17754,61 +18382,9 @@
                 <w:i w:val="0"/>
                 <w:sz w:val="22"/>
               </w:rPr>
-              <w:t>FCE / RPI</w:t>
-            </w:r>
-          </w:p>
-        </w:tc>
-        <w:tc>
-          <w:tcPr>
-            <w:tcW w:type="dxa" w:w="1000"/>
-            <w:vAlign w:val="center"/>
-            <w:tcMar>
-              <w:top w:w="30" w:type="dxa"/>
-              <w:bottom w:w="30" w:type="dxa"/>
-              <w:left w:w="40" w:type="dxa"/>
-              <w:right w:w="40" w:type="dxa"/>
-            </w:tcMar>
-            <w:tcBorders>
-              <w:top w:val="single" w:sz="4" w:space="0" w:color="000000"/>
-              <w:left w:val="single" w:sz="4" w:space="0" w:color="000000"/>
-              <w:bottom w:val="single" w:sz="4" w:space="0" w:color="000000"/>
-              <w:right w:val="single" w:sz="4" w:space="0" w:color="000000"/>
-            </w:tcBorders>
-          </w:tcPr>
-          <w:p>
-            <w:pPr>
-              <w:spacing w:before="0" w:after="0" w:line="240" w:lineRule="auto"/>
-              <w:jc w:val="left"/>
-            </w:pPr>
-            <w:r>
-              <w:rPr>
-                <w:rFonts w:ascii="Times New Roman" w:hAnsi="Times New Roman" w:eastAsia="Times New Roman" w:cs="Times New Roman"/>
-                <w:b w:val="0"/>
-                <w:i w:val="0"/>
-                <w:sz w:val="22"/>
-              </w:rPr>
-            </w:r>
-          </w:p>
-        </w:tc>
-      </w:tr>
-      <w:tr>
-        <w:tc>
-          <w:tcPr>
-            <w:tcW w:type="dxa" w:w="550"/>
-            <w:vAlign w:val="center"/>
-            <w:tcMar>
-              <w:top w:w="30" w:type="dxa"/>
-              <w:bottom w:w="30" w:type="dxa"/>
-              <w:left w:w="40" w:type="dxa"/>
-              <w:right w:w="40" w:type="dxa"/>
-            </w:tcMar>
-            <w:tcBorders>
-              <w:top w:val="single" w:sz="4" w:space="0" w:color="000000"/>
-              <w:left w:val="single" w:sz="4" w:space="0" w:color="000000"/>
-              <w:bottom w:val="single" w:sz="4" w:space="0" w:color="000000"/>
-              <w:right w:val="single" w:sz="4" w:space="0" w:color="000000"/>
-            </w:tcBorders>
-          </w:tcPr>
+              <w:t>RPI</w:t>
+            </w:r>
+          </w:p>
           <w:p>
             <w:pPr>
               <w:spacing w:before="0" w:after="0" w:line="240" w:lineRule="auto"/>
@@ -17821,193 +18397,8 @@
                 <w:i w:val="0"/>
                 <w:sz w:val="22"/>
               </w:rPr>
-              <w:t>65</w:t>
-            </w:r>
-          </w:p>
-        </w:tc>
-        <w:tc>
-          <w:tcPr>
-            <w:tcW w:type="dxa" w:w="1900"/>
-            <w:vAlign w:val="center"/>
-            <w:tcMar>
-              <w:top w:w="30" w:type="dxa"/>
-              <w:bottom w:w="30" w:type="dxa"/>
-              <w:left w:w="40" w:type="dxa"/>
-              <w:right w:w="40" w:type="dxa"/>
-            </w:tcMar>
-            <w:tcBorders>
-              <w:top w:val="single" w:sz="4" w:space="0" w:color="000000"/>
-              <w:left w:val="single" w:sz="4" w:space="0" w:color="000000"/>
-              <w:bottom w:val="single" w:sz="4" w:space="0" w:color="000000"/>
-              <w:right w:val="single" w:sz="4" w:space="0" w:color="000000"/>
-            </w:tcBorders>
-            <w:vMerge/>
-          </w:tcPr>
-          <w:p>
-            <w:pPr>
-              <w:spacing w:before="0" w:after="0" w:line="240" w:lineRule="auto"/>
-              <w:jc w:val="left"/>
-            </w:pPr>
-            <w:r>
-              <w:rPr>
-                <w:rFonts w:ascii="Times New Roman" w:hAnsi="Times New Roman" w:eastAsia="Times New Roman" w:cs="Times New Roman"/>
-                <w:b w:val="0"/>
-                <w:i w:val="0"/>
-                <w:sz w:val="22"/>
-              </w:rPr>
-            </w:r>
-          </w:p>
-        </w:tc>
-        <w:tc>
-          <w:tcPr>
-            <w:tcW w:type="dxa" w:w="2500"/>
-            <w:vAlign w:val="center"/>
-            <w:tcMar>
-              <w:top w:w="30" w:type="dxa"/>
-              <w:bottom w:w="30" w:type="dxa"/>
-              <w:left w:w="40" w:type="dxa"/>
-              <w:right w:w="40" w:type="dxa"/>
-            </w:tcMar>
-            <w:tcBorders>
-              <w:top w:val="single" w:sz="4" w:space="0" w:color="000000"/>
-              <w:left w:val="single" w:sz="4" w:space="0" w:color="000000"/>
-              <w:bottom w:val="single" w:sz="4" w:space="0" w:color="000000"/>
-              <w:right w:val="single" w:sz="4" w:space="0" w:color="000000"/>
-            </w:tcBorders>
-          </w:tcPr>
-          <w:p>
-            <w:pPr>
-              <w:spacing w:before="0" w:after="0" w:line="240" w:lineRule="auto"/>
-              <w:jc w:val="left"/>
-            </w:pPr>
-            <w:r>
-              <w:rPr>
-                <w:rFonts w:ascii="Times New Roman" w:hAnsi="Times New Roman" w:eastAsia="Times New Roman" w:cs="Times New Roman"/>
-                <w:b w:val="0"/>
-                <w:i w:val="0"/>
-                <w:sz w:val="22"/>
-              </w:rPr>
-              <w:t>Saran-dalana (RPI)</w:t>
-            </w:r>
-          </w:p>
-        </w:tc>
-        <w:tc>
-          <w:tcPr>
-            <w:tcW w:type="dxa" w:w="1100"/>
-            <w:vAlign w:val="center"/>
-            <w:tcMar>
-              <w:top w:w="30" w:type="dxa"/>
-              <w:bottom w:w="30" w:type="dxa"/>
-              <w:left w:w="40" w:type="dxa"/>
-              <w:right w:w="40" w:type="dxa"/>
-            </w:tcMar>
-            <w:tcBorders>
-              <w:top w:val="single" w:sz="4" w:space="0" w:color="000000"/>
-              <w:left w:val="single" w:sz="4" w:space="0" w:color="000000"/>
-              <w:bottom w:val="single" w:sz="4" w:space="0" w:color="000000"/>
-              <w:right w:val="single" w:sz="4" w:space="0" w:color="000000"/>
-            </w:tcBorders>
-          </w:tcPr>
-          <w:p>
-            <w:pPr>
-              <w:spacing w:before="0" w:after="0" w:line="240" w:lineRule="auto"/>
-              <w:jc w:val="center"/>
-            </w:pPr>
-            <w:r>
-              <w:rPr>
-                <w:rFonts w:ascii="Times New Roman" w:hAnsi="Times New Roman" w:eastAsia="Times New Roman" w:cs="Times New Roman"/>
-                <w:b w:val="0"/>
-                <w:i w:val="0"/>
-                <w:sz w:val="22"/>
-              </w:rPr>
-              <w:t>3</w:t>
-            </w:r>
-          </w:p>
-        </w:tc>
-        <w:tc>
-          <w:tcPr>
-            <w:tcW w:type="dxa" w:w="750"/>
-            <w:vAlign w:val="center"/>
-            <w:tcMar>
-              <w:top w:w="30" w:type="dxa"/>
-              <w:bottom w:w="30" w:type="dxa"/>
-              <w:left w:w="40" w:type="dxa"/>
-              <w:right w:w="40" w:type="dxa"/>
-            </w:tcMar>
-            <w:tcBorders>
-              <w:top w:val="single" w:sz="4" w:space="0" w:color="000000"/>
-              <w:left w:val="single" w:sz="4" w:space="0" w:color="000000"/>
-              <w:bottom w:val="single" w:sz="4" w:space="0" w:color="000000"/>
-              <w:right w:val="single" w:sz="4" w:space="0" w:color="000000"/>
-            </w:tcBorders>
-          </w:tcPr>
-          <w:p>
-            <w:pPr>
-              <w:spacing w:before="0" w:after="0" w:line="240" w:lineRule="auto"/>
-              <w:jc w:val="center"/>
-            </w:pPr>
-            <w:r>
-              <w:rPr>
-                <w:rFonts w:ascii="Times New Roman" w:hAnsi="Times New Roman" w:eastAsia="Times New Roman" w:cs="Times New Roman"/>
-                <w:b w:val="0"/>
-                <w:i w:val="0"/>
-                <w:sz w:val="22"/>
-              </w:rPr>
-              <w:t>30000</w:t>
-            </w:r>
-          </w:p>
-        </w:tc>
-        <w:tc>
-          <w:tcPr>
-            <w:tcW w:type="dxa" w:w="1200"/>
-            <w:vAlign w:val="center"/>
-            <w:tcMar>
-              <w:top w:w="30" w:type="dxa"/>
-              <w:bottom w:w="30" w:type="dxa"/>
-              <w:left w:w="40" w:type="dxa"/>
-              <w:right w:w="40" w:type="dxa"/>
-            </w:tcMar>
-            <w:tcBorders>
-              <w:top w:val="single" w:sz="4" w:space="0" w:color="000000"/>
-              <w:left w:val="single" w:sz="4" w:space="0" w:color="000000"/>
-              <w:bottom w:val="single" w:sz="4" w:space="0" w:color="000000"/>
-              <w:right w:val="single" w:sz="4" w:space="0" w:color="000000"/>
-            </w:tcBorders>
-          </w:tcPr>
-          <w:p>
-            <w:pPr>
-              <w:spacing w:before="0" w:after="0" w:line="240" w:lineRule="auto"/>
-              <w:jc w:val="center"/>
-            </w:pPr>
-            <w:r>
-              <w:rPr>
-                <w:rFonts w:ascii="Times New Roman" w:hAnsi="Times New Roman" w:eastAsia="Times New Roman" w:cs="Times New Roman"/>
-                <w:b w:val="0"/>
-                <w:i w:val="0"/>
-                <w:sz w:val="22"/>
-              </w:rPr>
-              <w:t>90 000</w:t>
-            </w:r>
-          </w:p>
-        </w:tc>
-        <w:tc>
-          <w:tcPr>
-            <w:tcW w:type="dxa" w:w="1400"/>
-            <w:vAlign w:val="center"/>
-            <w:tcMar>
-              <w:top w:w="30" w:type="dxa"/>
-              <w:bottom w:w="30" w:type="dxa"/>
-              <w:left w:w="40" w:type="dxa"/>
-              <w:right w:w="40" w:type="dxa"/>
-            </w:tcMar>
-            <w:tcBorders>
-              <w:top w:val="single" w:sz="4" w:space="0" w:color="000000"/>
-              <w:left w:val="single" w:sz="4" w:space="0" w:color="000000"/>
-              <w:bottom w:val="single" w:sz="4" w:space="0" w:color="000000"/>
-              <w:right w:val="single" w:sz="4" w:space="0" w:color="000000"/>
-            </w:tcBorders>
-            <w:vMerge/>
-          </w:tcPr>
+            </w:r>
+          </w:p>
           <w:p>
             <w:pPr>
               <w:spacing w:before="0" w:after="0" w:line="240" w:lineRule="auto"/>
@@ -18020,7 +18411,7 @@
                 <w:i/>
                 <w:sz w:val="22"/>
               </w:rPr>
-              <w:t>ST : 150 000</w:t>
+              <w:t>ST : 90 000</w:t>
             </w:r>
           </w:p>
         </w:tc>
